--- a/flutter_documents/f8_packages_tools_and_CLI/f5_flutter_internals_and_native_build.docx
+++ b/flutter_documents/f8_packages_tools_and_CLI/f5_flutter_internals_and_native_build.docx
@@ -188,7 +188,23 @@
           <w:sz w:val="32"/>
           <w:szCs w:val="32"/>
         </w:rPr>
-        <w:t xml:space="preserve"> Realtime DB)………………</w:t>
+        <w:t xml:space="preserve"> Realtime </w:t>
+      </w:r>
+      <w:proofErr w:type="gramStart"/>
+      <w:r>
+        <w:rPr>
+          <w:sz w:val="32"/>
+          <w:szCs w:val="32"/>
+        </w:rPr>
+        <w:t>DB)…</w:t>
+      </w:r>
+      <w:proofErr w:type="gramEnd"/>
+      <w:r>
+        <w:rPr>
+          <w:sz w:val="32"/>
+          <w:szCs w:val="32"/>
+        </w:rPr>
+        <w:t>……………</w:t>
       </w:r>
       <w:r>
         <w:rPr>
@@ -232,14 +248,30 @@
           <w:sz w:val="32"/>
           <w:szCs w:val="32"/>
         </w:rPr>
-        <w:t>………………………………</w:t>
-      </w:r>
-      <w:r>
-        <w:rPr>
-          <w:sz w:val="32"/>
-          <w:szCs w:val="32"/>
-        </w:rPr>
-        <w:t>..1</w:t>
+        <w:t>……………………………</w:t>
+      </w:r>
+      <w:proofErr w:type="gramStart"/>
+      <w:r>
+        <w:rPr>
+          <w:sz w:val="32"/>
+          <w:szCs w:val="32"/>
+        </w:rPr>
+        <w:t>…</w:t>
+      </w:r>
+      <w:r>
+        <w:rPr>
+          <w:sz w:val="32"/>
+          <w:szCs w:val="32"/>
+        </w:rPr>
+        <w:t>..</w:t>
+      </w:r>
+      <w:proofErr w:type="gramEnd"/>
+      <w:r>
+        <w:rPr>
+          <w:sz w:val="32"/>
+          <w:szCs w:val="32"/>
+        </w:rPr>
+        <w:t>1</w:t>
       </w:r>
       <w:r>
         <w:rPr>
@@ -320,6 +352,7 @@
           <w:szCs w:val="32"/>
         </w:rPr>
       </w:pPr>
+      <w:proofErr w:type="spellStart"/>
       <w:r>
         <w:rPr>
           <w:b/>
@@ -329,6 +362,7 @@
         </w:rPr>
         <w:t>MainActivity.kt</w:t>
       </w:r>
+      <w:proofErr w:type="spellEnd"/>
       <w:r>
         <w:rPr>
           <w:sz w:val="32"/>
@@ -336,6 +370,7 @@
         </w:rPr>
         <w:t xml:space="preserve"> (Android) &amp; </w:t>
       </w:r>
+      <w:proofErr w:type="spellStart"/>
       <w:r>
         <w:rPr>
           <w:b/>
@@ -345,6 +380,7 @@
         </w:rPr>
         <w:t>AppDelegate.swift</w:t>
       </w:r>
+      <w:proofErr w:type="spellEnd"/>
       <w:r>
         <w:rPr>
           <w:sz w:val="32"/>
@@ -723,6 +759,7 @@
         </w:rPr>
         <w:t>/</w:t>
       </w:r>
+      <w:proofErr w:type="spellStart"/>
       <w:r>
         <w:rPr>
           <w:b/>
@@ -732,6 +769,7 @@
         </w:rPr>
         <w:t>WebAssembly</w:t>
       </w:r>
+      <w:proofErr w:type="spellEnd"/>
       <w:r>
         <w:rPr>
           <w:sz w:val="32"/>
@@ -1057,14 +1095,36 @@
         </w:rPr>
         <w:t xml:space="preserve">Triggered by </w:t>
       </w:r>
-      <w:r>
-        <w:rPr>
-          <w:b/>
-          <w:bCs/>
-          <w:sz w:val="32"/>
-          <w:szCs w:val="32"/>
-        </w:rPr>
-        <w:t>setState()</w:t>
+      <w:proofErr w:type="spellStart"/>
+      <w:proofErr w:type="gramStart"/>
+      <w:r>
+        <w:rPr>
+          <w:b/>
+          <w:bCs/>
+          <w:sz w:val="32"/>
+          <w:szCs w:val="32"/>
+        </w:rPr>
+        <w:t>setState</w:t>
+      </w:r>
+      <w:proofErr w:type="spellEnd"/>
+      <w:r>
+        <w:rPr>
+          <w:b/>
+          <w:bCs/>
+          <w:sz w:val="32"/>
+          <w:szCs w:val="32"/>
+        </w:rPr>
+        <w:t>(</w:t>
+      </w:r>
+      <w:proofErr w:type="gramEnd"/>
+      <w:r>
+        <w:rPr>
+          <w:b/>
+          <w:bCs/>
+          <w:sz w:val="32"/>
+          <w:szCs w:val="32"/>
+        </w:rPr>
+        <w:t>)</w:t>
       </w:r>
     </w:p>
     <w:p>
@@ -1586,6 +1646,7 @@
         <w:lastRenderedPageBreak/>
         <w:t xml:space="preserve">Native iOS → uses </w:t>
       </w:r>
+      <w:proofErr w:type="spellStart"/>
       <w:r>
         <w:rPr>
           <w:b/>
@@ -1595,6 +1656,7 @@
         </w:rPr>
         <w:t>UIKit</w:t>
       </w:r>
+      <w:proofErr w:type="spellEnd"/>
       <w:r>
         <w:rPr>
           <w:sz w:val="32"/>
@@ -1602,6 +1664,7 @@
         </w:rPr>
         <w:t>/</w:t>
       </w:r>
+      <w:proofErr w:type="spellStart"/>
       <w:r>
         <w:rPr>
           <w:b/>
@@ -1611,6 +1674,7 @@
         </w:rPr>
         <w:t>SwiftUI</w:t>
       </w:r>
+      <w:proofErr w:type="spellEnd"/>
     </w:p>
     <w:p>
       <w:pPr>
@@ -1905,7 +1969,27 @@
           <w:sz w:val="32"/>
           <w:szCs w:val="32"/>
         </w:rPr>
-        <w:t xml:space="preserve"> FlutterActivity </w:t>
+        <w:t xml:space="preserve"> </w:t>
+      </w:r>
+      <w:proofErr w:type="spellStart"/>
+      <w:r>
+        <w:rPr>
+          <w:b/>
+          <w:bCs/>
+          <w:sz w:val="32"/>
+          <w:szCs w:val="32"/>
+        </w:rPr>
+        <w:t>FlutterActivity</w:t>
+      </w:r>
+      <w:proofErr w:type="spellEnd"/>
+      <w:r>
+        <w:rPr>
+          <w:b/>
+          <w:bCs/>
+          <w:sz w:val="32"/>
+          <w:szCs w:val="32"/>
+        </w:rPr>
+        <w:t xml:space="preserve"> </w:t>
       </w:r>
       <w:r>
         <w:rPr>
@@ -2071,7 +2155,27 @@
           <w:sz w:val="32"/>
           <w:szCs w:val="32"/>
         </w:rPr>
-        <w:t xml:space="preserve"> UIKit </w:t>
+        <w:t xml:space="preserve"> </w:t>
+      </w:r>
+      <w:proofErr w:type="spellStart"/>
+      <w:r>
+        <w:rPr>
+          <w:b/>
+          <w:bCs/>
+          <w:sz w:val="32"/>
+          <w:szCs w:val="32"/>
+        </w:rPr>
+        <w:t>UIKit</w:t>
+      </w:r>
+      <w:proofErr w:type="spellEnd"/>
+      <w:r>
+        <w:rPr>
+          <w:b/>
+          <w:bCs/>
+          <w:sz w:val="32"/>
+          <w:szCs w:val="32"/>
+        </w:rPr>
+        <w:t xml:space="preserve"> </w:t>
       </w:r>
       <w:r>
         <w:rPr>
@@ -2367,8 +2471,17 @@
           <w:b/>
           <w:bCs/>
         </w:rPr>
-        <w:t>Impeller / Skia</w:t>
-      </w:r>
+        <w:t xml:space="preserve">Impeller / </w:t>
+      </w:r>
+      <w:proofErr w:type="spellStart"/>
+      <w:r>
+        <w:rPr>
+          <w:b/>
+          <w:bCs/>
+        </w:rPr>
+        <w:t>Skia</w:t>
+      </w:r>
+      <w:proofErr w:type="spellEnd"/>
     </w:p>
     <w:p>
       <w:pPr>
@@ -2401,8 +2514,17 @@
           <w:b/>
           <w:bCs/>
         </w:rPr>
-        <w:t>Embedder / FlutterActivity</w:t>
-      </w:r>
+        <w:t xml:space="preserve">Embedder / </w:t>
+      </w:r>
+      <w:proofErr w:type="spellStart"/>
+      <w:r>
+        <w:rPr>
+          <w:b/>
+          <w:bCs/>
+        </w:rPr>
+        <w:t>FlutterActivity</w:t>
+      </w:r>
+      <w:proofErr w:type="spellEnd"/>
       <w:r>
         <w:rPr>
           <w:b/>
@@ -2527,7 +2649,27 @@
           <w:sz w:val="32"/>
           <w:szCs w:val="32"/>
         </w:rPr>
-        <w:t xml:space="preserve"> AndroidActivity </w:t>
+        <w:t xml:space="preserve"> </w:t>
+      </w:r>
+      <w:proofErr w:type="spellStart"/>
+      <w:r>
+        <w:rPr>
+          <w:b/>
+          <w:bCs/>
+          <w:sz w:val="32"/>
+          <w:szCs w:val="32"/>
+        </w:rPr>
+        <w:t>AndroidActivity</w:t>
+      </w:r>
+      <w:proofErr w:type="spellEnd"/>
+      <w:r>
+        <w:rPr>
+          <w:b/>
+          <w:bCs/>
+          <w:sz w:val="32"/>
+          <w:szCs w:val="32"/>
+        </w:rPr>
+        <w:t xml:space="preserve"> </w:t>
       </w:r>
       <w:r>
         <w:rPr>
@@ -2536,6 +2678,7 @@
         </w:rPr>
         <w:t xml:space="preserve">or </w:t>
       </w:r>
+      <w:proofErr w:type="spellStart"/>
       <w:r>
         <w:rPr>
           <w:b/>
@@ -2545,6 +2688,7 @@
         </w:rPr>
         <w:t>FlutterActivity</w:t>
       </w:r>
+      <w:proofErr w:type="spellEnd"/>
       <w:r>
         <w:rPr>
           <w:sz w:val="32"/>
@@ -2768,7 +2912,23 @@
           <w:sz w:val="32"/>
           <w:szCs w:val="32"/>
         </w:rPr>
-        <w:t>Previous Engine Skia:</w:t>
+        <w:t xml:space="preserve">Previous Engine </w:t>
+      </w:r>
+      <w:proofErr w:type="spellStart"/>
+      <w:r>
+        <w:rPr>
+          <w:sz w:val="32"/>
+          <w:szCs w:val="32"/>
+        </w:rPr>
+        <w:t>Skia</w:t>
+      </w:r>
+      <w:proofErr w:type="spellEnd"/>
+      <w:r>
+        <w:rPr>
+          <w:sz w:val="32"/>
+          <w:szCs w:val="32"/>
+        </w:rPr>
+        <w:t>:</w:t>
       </w:r>
     </w:p>
     <w:p>
@@ -2786,6 +2946,7 @@
         </w:rPr>
         <w:t xml:space="preserve"># Before Impeller, Flutter mainly used </w:t>
       </w:r>
+      <w:proofErr w:type="spellStart"/>
       <w:r>
         <w:rPr>
           <w:b/>
@@ -2795,6 +2956,7 @@
         </w:rPr>
         <w:t>Skia</w:t>
       </w:r>
+      <w:proofErr w:type="spellEnd"/>
       <w:r>
         <w:rPr>
           <w:sz w:val="32"/>
@@ -2802,6 +2964,7 @@
         </w:rPr>
         <w:t xml:space="preserve">. </w:t>
       </w:r>
+      <w:proofErr w:type="spellStart"/>
       <w:r>
         <w:rPr>
           <w:b/>
@@ -2811,6 +2974,7 @@
         </w:rPr>
         <w:t>Skia</w:t>
       </w:r>
+      <w:proofErr w:type="spellEnd"/>
       <w:r>
         <w:rPr>
           <w:sz w:val="32"/>
@@ -2913,6 +3077,7 @@
         </w:rPr>
         <w:t xml:space="preserve"> originally rendered UI through </w:t>
       </w:r>
+      <w:proofErr w:type="spellStart"/>
       <w:r>
         <w:rPr>
           <w:b/>
@@ -2922,6 +3087,7 @@
         </w:rPr>
         <w:t>Skia</w:t>
       </w:r>
+      <w:proofErr w:type="spellEnd"/>
       <w:r>
         <w:rPr>
           <w:sz w:val="32"/>
@@ -2961,7 +3127,23 @@
           <w:sz w:val="32"/>
           <w:szCs w:val="32"/>
         </w:rPr>
-        <w:t>Difference Between Skia and Impeller:</w:t>
+        <w:t xml:space="preserve">Difference Between </w:t>
+      </w:r>
+      <w:proofErr w:type="spellStart"/>
+      <w:r>
+        <w:rPr>
+          <w:sz w:val="32"/>
+          <w:szCs w:val="32"/>
+        </w:rPr>
+        <w:t>Skia</w:t>
+      </w:r>
+      <w:proofErr w:type="spellEnd"/>
+      <w:r>
+        <w:rPr>
+          <w:sz w:val="32"/>
+          <w:szCs w:val="32"/>
+        </w:rPr>
+        <w:t xml:space="preserve"> and Impeller:</w:t>
       </w:r>
     </w:p>
     <w:tbl>
@@ -2993,6 +3175,7 @@
                 <w:szCs w:val="32"/>
               </w:rPr>
             </w:pPr>
+            <w:proofErr w:type="spellStart"/>
             <w:r>
               <w:rPr>
                 <w:sz w:val="32"/>
@@ -3000,6 +3183,7 @@
               </w:rPr>
               <w:t>Skia</w:t>
             </w:r>
+            <w:proofErr w:type="spellEnd"/>
           </w:p>
         </w:tc>
         <w:tc>
@@ -3491,6 +3675,7 @@
         </w:rPr>
         <w:t xml:space="preserve"> and </w:t>
       </w:r>
+      <w:proofErr w:type="spellStart"/>
       <w:r>
         <w:rPr>
           <w:b/>
@@ -3500,6 +3685,7 @@
         </w:rPr>
         <w:t>flutter_local_noitifications</w:t>
       </w:r>
+      <w:proofErr w:type="spellEnd"/>
       <w:r>
         <w:rPr>
           <w:sz w:val="32"/>
@@ -3624,7 +3810,27 @@
           <w:sz w:val="32"/>
           <w:szCs w:val="32"/>
         </w:rPr>
-        <w:t>@pragma(‘vm:entry-point)</w:t>
+        <w:t>@pragma(‘</w:t>
+      </w:r>
+      <w:proofErr w:type="gramStart"/>
+      <w:r>
+        <w:rPr>
+          <w:b/>
+          <w:bCs/>
+          <w:sz w:val="32"/>
+          <w:szCs w:val="32"/>
+        </w:rPr>
+        <w:t>vm:entry</w:t>
+      </w:r>
+      <w:proofErr w:type="gramEnd"/>
+      <w:r>
+        <w:rPr>
+          <w:b/>
+          <w:bCs/>
+          <w:sz w:val="32"/>
+          <w:szCs w:val="32"/>
+        </w:rPr>
+        <w:t>-point)</w:t>
       </w:r>
       <w:r>
         <w:rPr>
@@ -3976,8 +4182,19 @@
           <w:sz w:val="32"/>
           <w:szCs w:val="32"/>
         </w:rPr>
-        <w:t>Dart → JavaScript/WebAssembly</w:t>
-      </w:r>
+        <w:t>Dart → JavaScript/</w:t>
+      </w:r>
+      <w:proofErr w:type="spellStart"/>
+      <w:r>
+        <w:rPr>
+          <w:b/>
+          <w:bCs/>
+          <w:sz w:val="32"/>
+          <w:szCs w:val="32"/>
+        </w:rPr>
+        <w:t>WebAssembly</w:t>
+      </w:r>
+      <w:proofErr w:type="spellEnd"/>
     </w:p>
     <w:p>
       <w:pPr>
@@ -4008,14 +4225,25 @@
           <w:szCs w:val="32"/>
         </w:rPr>
       </w:pPr>
-      <w:r>
-        <w:rPr>
-          <w:b/>
-          <w:bCs/>
-          <w:sz w:val="32"/>
-          <w:szCs w:val="32"/>
-        </w:rPr>
-        <w:t xml:space="preserve">CanvasKit </w:t>
+      <w:proofErr w:type="spellStart"/>
+      <w:r>
+        <w:rPr>
+          <w:b/>
+          <w:bCs/>
+          <w:sz w:val="32"/>
+          <w:szCs w:val="32"/>
+        </w:rPr>
+        <w:t>CanvasKit</w:t>
+      </w:r>
+      <w:proofErr w:type="spellEnd"/>
+      <w:r>
+        <w:rPr>
+          <w:b/>
+          <w:bCs/>
+          <w:sz w:val="32"/>
+          <w:szCs w:val="32"/>
+        </w:rPr>
+        <w:t xml:space="preserve"> </w:t>
       </w:r>
       <w:r>
         <w:rPr>
@@ -4024,6 +4252,7 @@
         </w:rPr>
         <w:t>(</w:t>
       </w:r>
+      <w:proofErr w:type="spellStart"/>
       <w:r>
         <w:rPr>
           <w:b/>
@@ -4033,6 +4262,7 @@
         </w:rPr>
         <w:t>Skia</w:t>
       </w:r>
+      <w:proofErr w:type="spellEnd"/>
       <w:r>
         <w:rPr>
           <w:sz w:val="32"/>
@@ -4447,6 +4677,7 @@
         <w:lastRenderedPageBreak/>
         <w:t xml:space="preserve"># It runs inside a native Android container called </w:t>
       </w:r>
+      <w:proofErr w:type="spellStart"/>
       <w:r>
         <w:rPr>
           <w:b/>
@@ -4456,6 +4687,7 @@
         </w:rPr>
         <w:t>FlutterActivity</w:t>
       </w:r>
+      <w:proofErr w:type="spellEnd"/>
       <w:r>
         <w:rPr>
           <w:sz w:val="32"/>
@@ -4518,6 +4750,7 @@
         </w:rPr>
         <w:t xml:space="preserve"> </w:t>
       </w:r>
+      <w:proofErr w:type="spellStart"/>
       <w:r>
         <w:rPr>
           <w:b/>
@@ -4527,6 +4760,7 @@
         </w:rPr>
         <w:t>FlutterActivity</w:t>
       </w:r>
+      <w:proofErr w:type="spellEnd"/>
       <w:r>
         <w:rPr>
           <w:sz w:val="32"/>
@@ -4534,6 +4768,7 @@
         </w:rPr>
         <w:t xml:space="preserve"> or </w:t>
       </w:r>
+      <w:proofErr w:type="spellStart"/>
       <w:r>
         <w:rPr>
           <w:b/>
@@ -4543,6 +4778,7 @@
         </w:rPr>
         <w:t>AndroidActivity</w:t>
       </w:r>
+      <w:proofErr w:type="spellEnd"/>
       <w:r>
         <w:rPr>
           <w:sz w:val="32"/>
@@ -4630,12 +4866,21 @@
           <w:bCs/>
         </w:rPr>
       </w:pPr>
-      <w:r>
-        <w:rPr>
-          <w:b/>
-          <w:bCs/>
-        </w:rPr>
-        <w:t>FlutterActivity (native Android container)</w:t>
+      <w:proofErr w:type="spellStart"/>
+      <w:r>
+        <w:rPr>
+          <w:b/>
+          <w:bCs/>
+        </w:rPr>
+        <w:t>FlutterActivity</w:t>
+      </w:r>
+      <w:proofErr w:type="spellEnd"/>
+      <w:r>
+        <w:rPr>
+          <w:b/>
+          <w:bCs/>
+        </w:rPr>
+        <w:t xml:space="preserve"> (native Android container)</w:t>
       </w:r>
       <w:r>
         <w:rPr>
@@ -4959,6 +5204,7 @@
         </w:rPr>
         <w:t xml:space="preserve"># Native Android (uses native components like </w:t>
       </w:r>
+      <w:proofErr w:type="spellStart"/>
       <w:r>
         <w:rPr>
           <w:b/>
@@ -4968,6 +5214,7 @@
         </w:rPr>
         <w:t>TextView</w:t>
       </w:r>
+      <w:proofErr w:type="spellEnd"/>
       <w:r>
         <w:rPr>
           <w:sz w:val="32"/>
@@ -5002,7 +5249,27 @@
           <w:sz w:val="32"/>
           <w:szCs w:val="32"/>
         </w:rPr>
-        <w:t xml:space="preserve"> (HWUI → SKia)</w:t>
+        <w:t xml:space="preserve"> (HWUI → </w:t>
+      </w:r>
+      <w:proofErr w:type="spellStart"/>
+      <w:r>
+        <w:rPr>
+          <w:b/>
+          <w:bCs/>
+          <w:sz w:val="32"/>
+          <w:szCs w:val="32"/>
+        </w:rPr>
+        <w:t>SKia</w:t>
+      </w:r>
+      <w:proofErr w:type="spellEnd"/>
+      <w:r>
+        <w:rPr>
+          <w:b/>
+          <w:bCs/>
+          <w:sz w:val="32"/>
+          <w:szCs w:val="32"/>
+        </w:rPr>
+        <w:t>)</w:t>
       </w:r>
       <w:r>
         <w:rPr>
@@ -5928,6 +6195,7 @@
         </w:rPr>
         <w:t xml:space="preserve"> + Native Kotlin/Swift code and uses Platform channels (examples: camera, </w:t>
       </w:r>
+      <w:proofErr w:type="spellStart"/>
       <w:r>
         <w:rPr>
           <w:b/>
@@ -5937,6 +6205,7 @@
         </w:rPr>
         <w:t>image_picker</w:t>
       </w:r>
+      <w:proofErr w:type="spellEnd"/>
       <w:r>
         <w:rPr>
           <w:sz w:val="32"/>
@@ -5944,6 +6213,7 @@
         </w:rPr>
         <w:t xml:space="preserve">, </w:t>
       </w:r>
+      <w:proofErr w:type="spellStart"/>
       <w:r>
         <w:rPr>
           <w:b/>
@@ -5953,6 +6223,7 @@
         </w:rPr>
         <w:t>google_maps_flutter</w:t>
       </w:r>
+      <w:proofErr w:type="spellEnd"/>
       <w:r>
         <w:rPr>
           <w:sz w:val="32"/>
@@ -6539,14 +6810,25 @@
         </w:rPr>
         <w:t xml:space="preserve"> Cloud </w:t>
       </w:r>
-      <w:r>
-        <w:rPr>
-          <w:b/>
-          <w:bCs/>
-          <w:sz w:val="32"/>
-          <w:szCs w:val="32"/>
-        </w:rPr>
-        <w:t xml:space="preserve">Firestore </w:t>
+      <w:proofErr w:type="spellStart"/>
+      <w:r>
+        <w:rPr>
+          <w:b/>
+          <w:bCs/>
+          <w:sz w:val="32"/>
+          <w:szCs w:val="32"/>
+        </w:rPr>
+        <w:t>Firestore</w:t>
+      </w:r>
+      <w:proofErr w:type="spellEnd"/>
+      <w:r>
+        <w:rPr>
+          <w:b/>
+          <w:bCs/>
+          <w:sz w:val="32"/>
+          <w:szCs w:val="32"/>
+        </w:rPr>
+        <w:t xml:space="preserve"> </w:t>
       </w:r>
       <w:r>
         <w:rPr>
@@ -6571,6 +6853,7 @@
           <w:szCs w:val="32"/>
         </w:rPr>
       </w:pPr>
+      <w:proofErr w:type="spellStart"/>
       <w:r>
         <w:rPr>
           <w:b/>
@@ -6580,6 +6863,7 @@
         </w:rPr>
         <w:t>WebSockets</w:t>
       </w:r>
+      <w:proofErr w:type="spellEnd"/>
     </w:p>
     <w:p>
       <w:pPr>
@@ -6615,6 +6899,7 @@
           <w:szCs w:val="32"/>
         </w:rPr>
       </w:pPr>
+      <w:proofErr w:type="spellStart"/>
       <w:r>
         <w:rPr>
           <w:b/>
@@ -6624,6 +6909,7 @@
         </w:rPr>
         <w:t>gRPC</w:t>
       </w:r>
+      <w:proofErr w:type="spellEnd"/>
       <w:r>
         <w:rPr>
           <w:sz w:val="32"/>
@@ -6659,15 +6945,29 @@
           <w:szCs w:val="32"/>
         </w:rPr>
       </w:pPr>
-      <w:r>
-        <w:rPr>
-          <w:b/>
-          <w:bCs/>
-          <w:color w:val="D86DCB" w:themeColor="accent5" w:themeTint="99"/>
-          <w:sz w:val="32"/>
-          <w:szCs w:val="32"/>
-        </w:rPr>
-        <w:t>stream.listen(...)</w:t>
+      <w:proofErr w:type="spellStart"/>
+      <w:proofErr w:type="gramStart"/>
+      <w:r>
+        <w:rPr>
+          <w:b/>
+          <w:bCs/>
+          <w:color w:val="D86DCB" w:themeColor="accent5" w:themeTint="99"/>
+          <w:sz w:val="32"/>
+          <w:szCs w:val="32"/>
+        </w:rPr>
+        <w:t>stream.listen</w:t>
+      </w:r>
+      <w:proofErr w:type="spellEnd"/>
+      <w:proofErr w:type="gramEnd"/>
+      <w:r>
+        <w:rPr>
+          <w:b/>
+          <w:bCs/>
+          <w:color w:val="D86DCB" w:themeColor="accent5" w:themeTint="99"/>
+          <w:sz w:val="32"/>
+          <w:szCs w:val="32"/>
+        </w:rPr>
+        <w:t>(...)</w:t>
       </w:r>
     </w:p>
     <w:p>
@@ -6697,15 +6997,29 @@
           <w:szCs w:val="32"/>
         </w:rPr>
       </w:pPr>
-      <w:r>
-        <w:rPr>
-          <w:b/>
-          <w:bCs/>
-          <w:color w:val="D86DCB" w:themeColor="accent5" w:themeTint="99"/>
-          <w:sz w:val="32"/>
-          <w:szCs w:val="32"/>
-        </w:rPr>
-        <w:t>FirebaseFirestore.instance.snapshots()</w:t>
+      <w:proofErr w:type="spellStart"/>
+      <w:proofErr w:type="gramStart"/>
+      <w:r>
+        <w:rPr>
+          <w:b/>
+          <w:bCs/>
+          <w:color w:val="D86DCB" w:themeColor="accent5" w:themeTint="99"/>
+          <w:sz w:val="32"/>
+          <w:szCs w:val="32"/>
+        </w:rPr>
+        <w:t>FirebaseFirestore.instance.snapshots</w:t>
+      </w:r>
+      <w:proofErr w:type="spellEnd"/>
+      <w:proofErr w:type="gramEnd"/>
+      <w:r>
+        <w:rPr>
+          <w:b/>
+          <w:bCs/>
+          <w:color w:val="D86DCB" w:themeColor="accent5" w:themeTint="99"/>
+          <w:sz w:val="32"/>
+          <w:szCs w:val="32"/>
+        </w:rPr>
+        <w:t>()</w:t>
       </w:r>
     </w:p>
     <w:p>
@@ -6849,8 +7163,20 @@
           <w:sz w:val="32"/>
           <w:szCs w:val="32"/>
         </w:rPr>
-        <w:t>.apk</w:t>
-      </w:r>
+        <w:t>.</w:t>
+      </w:r>
+      <w:proofErr w:type="spellStart"/>
+      <w:r>
+        <w:rPr>
+          <w:b/>
+          <w:bCs/>
+          <w:sz w:val="32"/>
+          <w:szCs w:val="32"/>
+        </w:rPr>
+        <w:t>apk</w:t>
+      </w:r>
+      <w:proofErr w:type="spellEnd"/>
+      <w:proofErr w:type="gramStart"/>
       <w:r>
         <w:rPr>
           <w:sz w:val="32"/>
@@ -6865,8 +7191,20 @@
           <w:sz w:val="32"/>
           <w:szCs w:val="32"/>
         </w:rPr>
-        <w:t>.aab</w:t>
-      </w:r>
+        <w:t>.</w:t>
+      </w:r>
+      <w:proofErr w:type="spellStart"/>
+      <w:r>
+        <w:rPr>
+          <w:b/>
+          <w:bCs/>
+          <w:sz w:val="32"/>
+          <w:szCs w:val="32"/>
+        </w:rPr>
+        <w:t>aab</w:t>
+      </w:r>
+      <w:proofErr w:type="spellEnd"/>
+      <w:proofErr w:type="gramEnd"/>
       <w:r>
         <w:rPr>
           <w:sz w:val="32"/>
@@ -6881,8 +7219,19 @@
           <w:sz w:val="32"/>
           <w:szCs w:val="32"/>
         </w:rPr>
-        <w:t>.ipa</w:t>
-      </w:r>
+        <w:t>.</w:t>
+      </w:r>
+      <w:proofErr w:type="spellStart"/>
+      <w:r>
+        <w:rPr>
+          <w:b/>
+          <w:bCs/>
+          <w:sz w:val="32"/>
+          <w:szCs w:val="32"/>
+        </w:rPr>
+        <w:t>ipa</w:t>
+      </w:r>
+      <w:proofErr w:type="spellEnd"/>
       <w:r>
         <w:rPr>
           <w:sz w:val="32"/>
@@ -7061,7 +7410,23 @@
           <w:b/>
           <w:bCs/>
         </w:rPr>
-        <w:t xml:space="preserve"> CocoaPods (older)</w:t>
+        <w:t xml:space="preserve"> </w:t>
+      </w:r>
+      <w:proofErr w:type="spellStart"/>
+      <w:r>
+        <w:rPr>
+          <w:b/>
+          <w:bCs/>
+        </w:rPr>
+        <w:t>CocoaPods</w:t>
+      </w:r>
+      <w:proofErr w:type="spellEnd"/>
+      <w:r>
+        <w:rPr>
+          <w:b/>
+          <w:bCs/>
+        </w:rPr>
+        <w:t xml:space="preserve"> (older)</w:t>
       </w:r>
     </w:p>
     <w:p>
@@ -7339,8 +7704,20 @@
           <w:sz w:val="32"/>
           <w:szCs w:val="32"/>
         </w:rPr>
-        <w:t>flutter run</w:t>
-      </w:r>
+        <w:t xml:space="preserve">flutter </w:t>
+      </w:r>
+      <w:proofErr w:type="gramStart"/>
+      <w:r>
+        <w:rPr>
+          <w:b/>
+          <w:bCs/>
+          <w:color w:val="60CAF3" w:themeColor="accent4" w:themeTint="99"/>
+          <w:sz w:val="32"/>
+          <w:szCs w:val="32"/>
+        </w:rPr>
+        <w:t>run</w:t>
+      </w:r>
+      <w:proofErr w:type="gramEnd"/>
     </w:p>
     <w:p>
       <w:pPr>
@@ -7386,6 +7763,7 @@
           <w:szCs w:val="32"/>
         </w:rPr>
       </w:pPr>
+      <w:proofErr w:type="gramStart"/>
       <w:r>
         <w:rPr>
           <w:b/>
@@ -7394,8 +7772,43 @@
           <w:sz w:val="32"/>
           <w:szCs w:val="32"/>
         </w:rPr>
-        <w:t>./gradlew assembleDebug</w:t>
-      </w:r>
+        <w:t>./</w:t>
+      </w:r>
+      <w:proofErr w:type="spellStart"/>
+      <w:proofErr w:type="gramEnd"/>
+      <w:r>
+        <w:rPr>
+          <w:b/>
+          <w:bCs/>
+          <w:color w:val="60CAF3" w:themeColor="accent4" w:themeTint="99"/>
+          <w:sz w:val="32"/>
+          <w:szCs w:val="32"/>
+        </w:rPr>
+        <w:t>gradlew</w:t>
+      </w:r>
+      <w:proofErr w:type="spellEnd"/>
+      <w:r>
+        <w:rPr>
+          <w:b/>
+          <w:bCs/>
+          <w:color w:val="60CAF3" w:themeColor="accent4" w:themeTint="99"/>
+          <w:sz w:val="32"/>
+          <w:szCs w:val="32"/>
+        </w:rPr>
+        <w:t xml:space="preserve"> </w:t>
+      </w:r>
+      <w:proofErr w:type="spellStart"/>
+      <w:r>
+        <w:rPr>
+          <w:b/>
+          <w:bCs/>
+          <w:color w:val="60CAF3" w:themeColor="accent4" w:themeTint="99"/>
+          <w:sz w:val="32"/>
+          <w:szCs w:val="32"/>
+        </w:rPr>
+        <w:t>assembleDebug</w:t>
+      </w:r>
+      <w:proofErr w:type="spellEnd"/>
     </w:p>
     <w:p>
       <w:pPr>
@@ -7706,28 +8119,53 @@
           <w:szCs w:val="32"/>
         </w:rPr>
       </w:pPr>
-      <w:r>
-        <w:rPr>
-          <w:sz w:val="32"/>
-          <w:szCs w:val="32"/>
-        </w:rPr>
-        <w:t>CocoaPods:</w:t>
-      </w:r>
-    </w:p>
-    <w:p>
-      <w:pPr>
-        <w:jc w:val="both"/>
-        <w:rPr>
-          <w:sz w:val="32"/>
-          <w:szCs w:val="32"/>
-        </w:rPr>
-      </w:pPr>
-      <w:r>
-        <w:rPr>
-          <w:sz w:val="32"/>
-          <w:szCs w:val="32"/>
-        </w:rPr>
-        <w:t xml:space="preserve"># Apple doesn’t use Gradle. Instead Xcode builds apps. But third-party libraries come from CocoaPods. Imagine our </w:t>
+      <w:proofErr w:type="spellStart"/>
+      <w:r>
+        <w:rPr>
+          <w:sz w:val="32"/>
+          <w:szCs w:val="32"/>
+        </w:rPr>
+        <w:t>CocoaPods</w:t>
+      </w:r>
+      <w:proofErr w:type="spellEnd"/>
+      <w:r>
+        <w:rPr>
+          <w:sz w:val="32"/>
+          <w:szCs w:val="32"/>
+        </w:rPr>
+        <w:t>:</w:t>
+      </w:r>
+    </w:p>
+    <w:p>
+      <w:pPr>
+        <w:jc w:val="both"/>
+        <w:rPr>
+          <w:sz w:val="32"/>
+          <w:szCs w:val="32"/>
+        </w:rPr>
+      </w:pPr>
+      <w:r>
+        <w:rPr>
+          <w:sz w:val="32"/>
+          <w:szCs w:val="32"/>
+        </w:rPr>
+        <w:t xml:space="preserve"># Apple doesn’t use Gradle. Instead Xcode builds apps. But third-party libraries come from </w:t>
+      </w:r>
+      <w:proofErr w:type="spellStart"/>
+      <w:r>
+        <w:rPr>
+          <w:sz w:val="32"/>
+          <w:szCs w:val="32"/>
+        </w:rPr>
+        <w:t>CocoaPods</w:t>
+      </w:r>
+      <w:proofErr w:type="spellEnd"/>
+      <w:r>
+        <w:rPr>
+          <w:sz w:val="32"/>
+          <w:szCs w:val="32"/>
+        </w:rPr>
+        <w:t xml:space="preserve">. Imagine our </w:t>
       </w:r>
       <w:r>
         <w:rPr>
@@ -7876,7 +8314,23 @@
           <w:sz w:val="32"/>
           <w:szCs w:val="32"/>
         </w:rPr>
-        <w:t>must be downloaded somehow, CocoaPods does that</w:t>
+        <w:t xml:space="preserve">must be downloaded somehow, </w:t>
+      </w:r>
+      <w:proofErr w:type="spellStart"/>
+      <w:r>
+        <w:rPr>
+          <w:sz w:val="32"/>
+          <w:szCs w:val="32"/>
+        </w:rPr>
+        <w:t>CocoaPods</w:t>
+      </w:r>
+      <w:proofErr w:type="spellEnd"/>
+      <w:r>
+        <w:rPr>
+          <w:sz w:val="32"/>
+          <w:szCs w:val="32"/>
+        </w:rPr>
+        <w:t xml:space="preserve"> does that</w:t>
       </w:r>
     </w:p>
     <w:p>
@@ -7951,12 +8405,21 @@
           <w:bCs/>
         </w:rPr>
       </w:pPr>
-      <w:r>
-        <w:rPr>
-          <w:b/>
-          <w:bCs/>
-        </w:rPr>
-        <w:t>CocoaPods downloads Firebase</w:t>
+      <w:proofErr w:type="spellStart"/>
+      <w:r>
+        <w:rPr>
+          <w:b/>
+          <w:bCs/>
+        </w:rPr>
+        <w:t>CocoaPods</w:t>
+      </w:r>
+      <w:proofErr w:type="spellEnd"/>
+      <w:r>
+        <w:rPr>
+          <w:b/>
+          <w:bCs/>
+        </w:rPr>
+        <w:t xml:space="preserve"> downloads Firebase</w:t>
       </w:r>
     </w:p>
     <w:p>
@@ -8036,23 +8499,55 @@
           <w:sz w:val="32"/>
           <w:szCs w:val="32"/>
         </w:rPr>
-        <w:t># So, CocoaPods is an iOS dependency manager not a build system, just a package manger</w:t>
-      </w:r>
-    </w:p>
-    <w:p>
-      <w:pPr>
-        <w:jc w:val="both"/>
-        <w:rPr>
-          <w:sz w:val="32"/>
-          <w:szCs w:val="32"/>
-        </w:rPr>
-      </w:pPr>
-      <w:r>
-        <w:rPr>
-          <w:sz w:val="32"/>
-          <w:szCs w:val="32"/>
-        </w:rPr>
-        <w:t xml:space="preserve"># Podfile inside </w:t>
+        <w:t xml:space="preserve"># So, </w:t>
+      </w:r>
+      <w:proofErr w:type="spellStart"/>
+      <w:r>
+        <w:rPr>
+          <w:sz w:val="32"/>
+          <w:szCs w:val="32"/>
+        </w:rPr>
+        <w:t>CocoaPods</w:t>
+      </w:r>
+      <w:proofErr w:type="spellEnd"/>
+      <w:r>
+        <w:rPr>
+          <w:sz w:val="32"/>
+          <w:szCs w:val="32"/>
+        </w:rPr>
+        <w:t xml:space="preserve"> is an iOS dependency manager not a build system, just a package manger</w:t>
+      </w:r>
+    </w:p>
+    <w:p>
+      <w:pPr>
+        <w:jc w:val="both"/>
+        <w:rPr>
+          <w:sz w:val="32"/>
+          <w:szCs w:val="32"/>
+        </w:rPr>
+      </w:pPr>
+      <w:r>
+        <w:rPr>
+          <w:sz w:val="32"/>
+          <w:szCs w:val="32"/>
+        </w:rPr>
+        <w:t xml:space="preserve"># </w:t>
+      </w:r>
+      <w:proofErr w:type="spellStart"/>
+      <w:r>
+        <w:rPr>
+          <w:sz w:val="32"/>
+          <w:szCs w:val="32"/>
+        </w:rPr>
+        <w:t>Podfile</w:t>
+      </w:r>
+      <w:proofErr w:type="spellEnd"/>
+      <w:r>
+        <w:rPr>
+          <w:sz w:val="32"/>
+          <w:szCs w:val="32"/>
+        </w:rPr>
+        <w:t xml:space="preserve"> inside </w:t>
       </w:r>
       <w:r>
         <w:rPr>
@@ -8070,15 +8565,37 @@
         </w:rPr>
         <w:t xml:space="preserve"> projects we’ll see </w:t>
       </w:r>
-      <w:r>
-        <w:rPr>
-          <w:b/>
-          <w:bCs/>
-          <w:sz w:val="32"/>
-          <w:szCs w:val="32"/>
-        </w:rPr>
-        <w:t>ios/Podfile</w:t>
-      </w:r>
+      <w:proofErr w:type="spellStart"/>
+      <w:r>
+        <w:rPr>
+          <w:b/>
+          <w:bCs/>
+          <w:sz w:val="32"/>
+          <w:szCs w:val="32"/>
+        </w:rPr>
+        <w:t>ios</w:t>
+      </w:r>
+      <w:proofErr w:type="spellEnd"/>
+      <w:r>
+        <w:rPr>
+          <w:b/>
+          <w:bCs/>
+          <w:sz w:val="32"/>
+          <w:szCs w:val="32"/>
+        </w:rPr>
+        <w:t>/</w:t>
+      </w:r>
+      <w:proofErr w:type="spellStart"/>
+      <w:r>
+        <w:rPr>
+          <w:b/>
+          <w:bCs/>
+          <w:sz w:val="32"/>
+          <w:szCs w:val="32"/>
+        </w:rPr>
+        <w:t>Podfile</w:t>
+      </w:r>
+      <w:proofErr w:type="spellEnd"/>
       <w:r>
         <w:rPr>
           <w:sz w:val="32"/>
@@ -8086,21 +8603,50 @@
         </w:rPr>
         <w:t xml:space="preserve"> this is similar to </w:t>
       </w:r>
-      <w:r>
-        <w:rPr>
-          <w:b/>
-          <w:bCs/>
-          <w:sz w:val="32"/>
-          <w:szCs w:val="32"/>
-        </w:rPr>
-        <w:t xml:space="preserve">pubsec.yaml </w:t>
-      </w:r>
-      <w:r>
-        <w:rPr>
-          <w:sz w:val="32"/>
-          <w:szCs w:val="32"/>
-        </w:rPr>
-        <w:t>but only for iOS native dependencies. When we run the below command CocoaPods downloads everything</w:t>
+      <w:proofErr w:type="spellStart"/>
+      <w:proofErr w:type="gramStart"/>
+      <w:r>
+        <w:rPr>
+          <w:b/>
+          <w:bCs/>
+          <w:sz w:val="32"/>
+          <w:szCs w:val="32"/>
+        </w:rPr>
+        <w:t>pubsec.yaml</w:t>
+      </w:r>
+      <w:proofErr w:type="spellEnd"/>
+      <w:proofErr w:type="gramEnd"/>
+      <w:r>
+        <w:rPr>
+          <w:b/>
+          <w:bCs/>
+          <w:sz w:val="32"/>
+          <w:szCs w:val="32"/>
+        </w:rPr>
+        <w:t xml:space="preserve"> </w:t>
+      </w:r>
+      <w:r>
+        <w:rPr>
+          <w:sz w:val="32"/>
+          <w:szCs w:val="32"/>
+        </w:rPr>
+        <w:t xml:space="preserve">but only for iOS native dependencies. When we run the below command </w:t>
+      </w:r>
+      <w:proofErr w:type="spellStart"/>
+      <w:r>
+        <w:rPr>
+          <w:sz w:val="32"/>
+          <w:szCs w:val="32"/>
+        </w:rPr>
+        <w:t>CocoaPods</w:t>
+      </w:r>
+      <w:proofErr w:type="spellEnd"/>
+      <w:r>
+        <w:rPr>
+          <w:sz w:val="32"/>
+          <w:szCs w:val="32"/>
+        </w:rPr>
+        <w:t xml:space="preserve"> downloads everything</w:t>
       </w:r>
     </w:p>
     <w:p>
@@ -8122,8 +8668,20 @@
           <w:sz w:val="32"/>
           <w:szCs w:val="32"/>
         </w:rPr>
-        <w:t>pod install</w:t>
-      </w:r>
+        <w:t xml:space="preserve">pod </w:t>
+      </w:r>
+      <w:proofErr w:type="gramStart"/>
+      <w:r>
+        <w:rPr>
+          <w:b/>
+          <w:bCs/>
+          <w:color w:val="60CAF3" w:themeColor="accent4" w:themeTint="99"/>
+          <w:sz w:val="32"/>
+          <w:szCs w:val="32"/>
+        </w:rPr>
+        <w:t>install</w:t>
+      </w:r>
+      <w:proofErr w:type="gramEnd"/>
     </w:p>
     <w:p>
       <w:pPr>
@@ -8202,23 +8760,51 @@
           <w:sz w:val="32"/>
           <w:szCs w:val="32"/>
         </w:rPr>
-        <w:t>pod install</w:t>
-      </w:r>
-    </w:p>
-    <w:p>
-      <w:pPr>
-        <w:jc w:val="both"/>
-        <w:rPr>
-          <w:sz w:val="32"/>
-          <w:szCs w:val="32"/>
-        </w:rPr>
-      </w:pPr>
-      <w:r>
-        <w:rPr>
-          <w:sz w:val="32"/>
-          <w:szCs w:val="32"/>
-        </w:rPr>
-        <w:t># Xcode downloads packages itself. No extra tool required. Example Instead of CocoaPods doing this:</w:t>
+        <w:t xml:space="preserve">pod </w:t>
+      </w:r>
+      <w:proofErr w:type="gramStart"/>
+      <w:r>
+        <w:rPr>
+          <w:b/>
+          <w:bCs/>
+          <w:color w:val="60CAF3" w:themeColor="accent4" w:themeTint="99"/>
+          <w:sz w:val="32"/>
+          <w:szCs w:val="32"/>
+        </w:rPr>
+        <w:t>install</w:t>
+      </w:r>
+      <w:proofErr w:type="gramEnd"/>
+    </w:p>
+    <w:p>
+      <w:pPr>
+        <w:jc w:val="both"/>
+        <w:rPr>
+          <w:sz w:val="32"/>
+          <w:szCs w:val="32"/>
+        </w:rPr>
+      </w:pPr>
+      <w:r>
+        <w:rPr>
+          <w:sz w:val="32"/>
+          <w:szCs w:val="32"/>
+        </w:rPr>
+        <w:t xml:space="preserve"># Xcode downloads packages itself. No extra tool required. Example Instead of </w:t>
+      </w:r>
+      <w:proofErr w:type="spellStart"/>
+      <w:r>
+        <w:rPr>
+          <w:sz w:val="32"/>
+          <w:szCs w:val="32"/>
+        </w:rPr>
+        <w:t>CocoaPods</w:t>
+      </w:r>
+      <w:proofErr w:type="spellEnd"/>
+      <w:r>
+        <w:rPr>
+          <w:sz w:val="32"/>
+          <w:szCs w:val="32"/>
+        </w:rPr>
+        <w:t xml:space="preserve"> doing this:</w:t>
       </w:r>
     </w:p>
     <w:p>
@@ -8261,6 +8847,7 @@
           <w:bCs/>
         </w:rPr>
       </w:pPr>
+      <w:proofErr w:type="spellStart"/>
       <w:r>
         <w:rPr>
           <w:b/>
@@ -8268,6 +8855,7 @@
         </w:rPr>
         <w:t>Podfile</w:t>
       </w:r>
+      <w:proofErr w:type="spellEnd"/>
     </w:p>
     <w:p>
       <w:pPr>
@@ -8298,8 +8886,17 @@
           <w:b/>
           <w:bCs/>
         </w:rPr>
-        <w:t>pod install</w:t>
-      </w:r>
+        <w:t xml:space="preserve">pod </w:t>
+      </w:r>
+      <w:proofErr w:type="gramStart"/>
+      <w:r>
+        <w:rPr>
+          <w:b/>
+          <w:bCs/>
+        </w:rPr>
+        <w:t>install</w:t>
+      </w:r>
+      <w:proofErr w:type="gramEnd"/>
     </w:p>
     <w:p>
       <w:pPr>
@@ -8410,7 +9007,23 @@
           <w:sz w:val="32"/>
           <w:szCs w:val="32"/>
         </w:rPr>
-        <w:t># Xcode downloads it. SPM replaces CocoaPods because it is</w:t>
+        <w:t xml:space="preserve"># Xcode downloads it. SPM replaces </w:t>
+      </w:r>
+      <w:proofErr w:type="spellStart"/>
+      <w:r>
+        <w:rPr>
+          <w:sz w:val="32"/>
+          <w:szCs w:val="32"/>
+        </w:rPr>
+        <w:t>CocoaPods</w:t>
+      </w:r>
+      <w:proofErr w:type="spellEnd"/>
+      <w:r>
+        <w:rPr>
+          <w:sz w:val="32"/>
+          <w:szCs w:val="32"/>
+        </w:rPr>
+        <w:t xml:space="preserve"> because it is</w:t>
       </w:r>
     </w:p>
     <w:p>
@@ -8526,7 +9139,23 @@
           <w:sz w:val="32"/>
           <w:szCs w:val="32"/>
         </w:rPr>
-        <w:t xml:space="preserve"> plugins still rely on CocoaPods. We'll often run</w:t>
+        <w:t xml:space="preserve"> plugins still rely on </w:t>
+      </w:r>
+      <w:proofErr w:type="spellStart"/>
+      <w:r>
+        <w:rPr>
+          <w:sz w:val="32"/>
+          <w:szCs w:val="32"/>
+        </w:rPr>
+        <w:t>CocoaPods</w:t>
+      </w:r>
+      <w:proofErr w:type="spellEnd"/>
+      <w:r>
+        <w:rPr>
+          <w:sz w:val="32"/>
+          <w:szCs w:val="32"/>
+        </w:rPr>
+        <w:t>. We'll often run</w:t>
       </w:r>
     </w:p>
     <w:p>
@@ -8548,8 +9177,20 @@
           <w:sz w:val="32"/>
           <w:szCs w:val="32"/>
         </w:rPr>
-        <w:t>pod install</w:t>
-      </w:r>
+        <w:t xml:space="preserve">pod </w:t>
+      </w:r>
+      <w:proofErr w:type="gramStart"/>
+      <w:r>
+        <w:rPr>
+          <w:b/>
+          <w:bCs/>
+          <w:color w:val="60CAF3" w:themeColor="accent4" w:themeTint="99"/>
+          <w:sz w:val="32"/>
+          <w:szCs w:val="32"/>
+        </w:rPr>
+        <w:t>install</w:t>
+      </w:r>
+      <w:proofErr w:type="gramEnd"/>
     </w:p>
     <w:p>
       <w:pPr>
@@ -8625,41 +9266,82 @@
           <w:sz w:val="32"/>
           <w:szCs w:val="32"/>
         </w:rPr>
-        <w:t xml:space="preserve"> is gradually improving support for Swift Package Manager, and more plugins are adding SPM support. During this transition, many projects still use CocoaPods because not every dependency has fully moved over.</w:t>
-      </w:r>
-    </w:p>
-    <w:p>
-      <w:pPr>
-        <w:jc w:val="both"/>
-        <w:rPr>
-          <w:sz w:val="32"/>
-          <w:szCs w:val="32"/>
-        </w:rPr>
-      </w:pPr>
-    </w:p>
-    <w:p>
-      <w:pPr>
-        <w:jc w:val="both"/>
-        <w:rPr>
-          <w:sz w:val="32"/>
-          <w:szCs w:val="32"/>
-        </w:rPr>
-      </w:pPr>
-    </w:p>
-    <w:p>
-      <w:pPr>
-        <w:jc w:val="both"/>
-        <w:rPr>
-          <w:sz w:val="32"/>
-          <w:szCs w:val="32"/>
-        </w:rPr>
-      </w:pPr>
-      <w:r>
-        <w:rPr>
-          <w:sz w:val="32"/>
-          <w:szCs w:val="32"/>
-        </w:rPr>
-        <w:t>Pubsec.yaml with Gradle and CocoaPods:</w:t>
+        <w:t xml:space="preserve"> is gradually improving support for Swift Package Manager, and more plugins are adding SPM support. During this transition, many projects still use </w:t>
+      </w:r>
+      <w:proofErr w:type="spellStart"/>
+      <w:r>
+        <w:rPr>
+          <w:sz w:val="32"/>
+          <w:szCs w:val="32"/>
+        </w:rPr>
+        <w:t>CocoaPods</w:t>
+      </w:r>
+      <w:proofErr w:type="spellEnd"/>
+      <w:r>
+        <w:rPr>
+          <w:sz w:val="32"/>
+          <w:szCs w:val="32"/>
+        </w:rPr>
+        <w:t xml:space="preserve"> because not every dependency has fully moved over.</w:t>
+      </w:r>
+    </w:p>
+    <w:p>
+      <w:pPr>
+        <w:jc w:val="both"/>
+        <w:rPr>
+          <w:sz w:val="32"/>
+          <w:szCs w:val="32"/>
+        </w:rPr>
+      </w:pPr>
+    </w:p>
+    <w:p>
+      <w:pPr>
+        <w:jc w:val="both"/>
+        <w:rPr>
+          <w:sz w:val="32"/>
+          <w:szCs w:val="32"/>
+        </w:rPr>
+      </w:pPr>
+    </w:p>
+    <w:p>
+      <w:pPr>
+        <w:jc w:val="both"/>
+        <w:rPr>
+          <w:sz w:val="32"/>
+          <w:szCs w:val="32"/>
+        </w:rPr>
+      </w:pPr>
+      <w:proofErr w:type="spellStart"/>
+      <w:r>
+        <w:rPr>
+          <w:sz w:val="32"/>
+          <w:szCs w:val="32"/>
+        </w:rPr>
+        <w:t>Pubsec.yaml</w:t>
+      </w:r>
+      <w:proofErr w:type="spellEnd"/>
+      <w:r>
+        <w:rPr>
+          <w:sz w:val="32"/>
+          <w:szCs w:val="32"/>
+        </w:rPr>
+        <w:t xml:space="preserve"> with Gradle and </w:t>
+      </w:r>
+      <w:proofErr w:type="spellStart"/>
+      <w:r>
+        <w:rPr>
+          <w:sz w:val="32"/>
+          <w:szCs w:val="32"/>
+        </w:rPr>
+        <w:t>CocoaPods</w:t>
+      </w:r>
+      <w:proofErr w:type="spellEnd"/>
+      <w:r>
+        <w:rPr>
+          <w:sz w:val="32"/>
+          <w:szCs w:val="32"/>
+        </w:rPr>
+        <w:t>:</w:t>
       </w:r>
     </w:p>
     <w:p>
@@ -8677,14 +9359,27 @@
         </w:rPr>
         <w:t xml:space="preserve"># </w:t>
       </w:r>
-      <w:r>
-        <w:rPr>
-          <w:b/>
-          <w:bCs/>
-          <w:sz w:val="32"/>
-          <w:szCs w:val="32"/>
-        </w:rPr>
-        <w:t xml:space="preserve">pubspec.yaml </w:t>
+      <w:proofErr w:type="spellStart"/>
+      <w:proofErr w:type="gramStart"/>
+      <w:r>
+        <w:rPr>
+          <w:b/>
+          <w:bCs/>
+          <w:sz w:val="32"/>
+          <w:szCs w:val="32"/>
+        </w:rPr>
+        <w:t>pubspec.yaml</w:t>
+      </w:r>
+      <w:proofErr w:type="spellEnd"/>
+      <w:proofErr w:type="gramEnd"/>
+      <w:r>
+        <w:rPr>
+          <w:b/>
+          <w:bCs/>
+          <w:sz w:val="32"/>
+          <w:szCs w:val="32"/>
+        </w:rPr>
+        <w:t xml:space="preserve"> </w:t>
       </w:r>
       <w:r>
         <w:rPr>
@@ -8783,8 +9478,42 @@
           <w:sz w:val="32"/>
           <w:szCs w:val="32"/>
         </w:rPr>
-        <w:t xml:space="preserve">  firebase_core: ^x.x.x</w:t>
-      </w:r>
+        <w:t xml:space="preserve">  </w:t>
+      </w:r>
+      <w:proofErr w:type="spellStart"/>
+      <w:r>
+        <w:rPr>
+          <w:b/>
+          <w:bCs/>
+          <w:color w:val="D86DCB" w:themeColor="accent5" w:themeTint="99"/>
+          <w:sz w:val="32"/>
+          <w:szCs w:val="32"/>
+        </w:rPr>
+        <w:t>firebase_core</w:t>
+      </w:r>
+      <w:proofErr w:type="spellEnd"/>
+      <w:r>
+        <w:rPr>
+          <w:b/>
+          <w:bCs/>
+          <w:color w:val="D86DCB" w:themeColor="accent5" w:themeTint="99"/>
+          <w:sz w:val="32"/>
+          <w:szCs w:val="32"/>
+        </w:rPr>
+        <w:t>: ^</w:t>
+      </w:r>
+      <w:proofErr w:type="spellStart"/>
+      <w:r>
+        <w:rPr>
+          <w:b/>
+          <w:bCs/>
+          <w:color w:val="D86DCB" w:themeColor="accent5" w:themeTint="99"/>
+          <w:sz w:val="32"/>
+          <w:szCs w:val="32"/>
+        </w:rPr>
+        <w:t>x.x.x</w:t>
+      </w:r>
+      <w:proofErr w:type="spellEnd"/>
     </w:p>
     <w:p>
       <w:pPr>
@@ -8835,8 +9564,20 @@
           <w:sz w:val="32"/>
           <w:szCs w:val="32"/>
         </w:rPr>
-        <w:t>flutter pub get</w:t>
-      </w:r>
+        <w:t xml:space="preserve">flutter pub </w:t>
+      </w:r>
+      <w:proofErr w:type="gramStart"/>
+      <w:r>
+        <w:rPr>
+          <w:b/>
+          <w:bCs/>
+          <w:color w:val="60CAF3" w:themeColor="accent4" w:themeTint="99"/>
+          <w:sz w:val="32"/>
+          <w:szCs w:val="32"/>
+        </w:rPr>
+        <w:t>get</w:t>
+      </w:r>
+      <w:proofErr w:type="gramEnd"/>
     </w:p>
     <w:p>
       <w:pPr>
@@ -8885,6 +9626,7 @@
         </w:rPr>
         <w:t xml:space="preserve">package from </w:t>
       </w:r>
+      <w:proofErr w:type="spellStart"/>
       <w:r>
         <w:rPr>
           <w:b/>
@@ -8894,6 +9636,7 @@
         </w:rPr>
         <w:t>pub.dev</w:t>
       </w:r>
+      <w:proofErr w:type="spellEnd"/>
       <w:r>
         <w:rPr>
           <w:sz w:val="32"/>
@@ -9005,7 +9748,39 @@
           <w:sz w:val="32"/>
           <w:szCs w:val="32"/>
         </w:rPr>
-        <w:t xml:space="preserve"> reads the plugin's iOS configuration and tells CocoaPods (or increasingly Swift Package Manager) "This plugin needs these iOS libraries." CocoaPods/SPM then download the native iOS SDKs and Xcode links them into the app.</w:t>
+        <w:t xml:space="preserve"> reads the plugin's iOS configuration and tells </w:t>
+      </w:r>
+      <w:proofErr w:type="spellStart"/>
+      <w:r>
+        <w:rPr>
+          <w:sz w:val="32"/>
+          <w:szCs w:val="32"/>
+        </w:rPr>
+        <w:t>CocoaPods</w:t>
+      </w:r>
+      <w:proofErr w:type="spellEnd"/>
+      <w:r>
+        <w:rPr>
+          <w:sz w:val="32"/>
+          <w:szCs w:val="32"/>
+        </w:rPr>
+        <w:t xml:space="preserve"> (or increasingly Swift Package Manager) "This plugin needs these iOS libraries." </w:t>
+      </w:r>
+      <w:proofErr w:type="spellStart"/>
+      <w:r>
+        <w:rPr>
+          <w:sz w:val="32"/>
+          <w:szCs w:val="32"/>
+        </w:rPr>
+        <w:t>CocoaPods</w:t>
+      </w:r>
+      <w:proofErr w:type="spellEnd"/>
+      <w:r>
+        <w:rPr>
+          <w:sz w:val="32"/>
+          <w:szCs w:val="32"/>
+        </w:rPr>
+        <w:t>/SPM then download the native iOS SDKs and Xcode links them into the app.</w:t>
       </w:r>
     </w:p>
     <w:p>
@@ -9033,6 +9808,8 @@
           <w:bCs/>
         </w:rPr>
       </w:pPr>
+      <w:proofErr w:type="spellStart"/>
+      <w:proofErr w:type="gramStart"/>
       <w:r>
         <w:rPr>
           <w:b/>
@@ -9040,6 +9817,8 @@
         </w:rPr>
         <w:t>pubspec.yaml</w:t>
       </w:r>
+      <w:proofErr w:type="spellEnd"/>
+      <w:proofErr w:type="gramEnd"/>
     </w:p>
     <w:p>
       <w:pPr>
@@ -9094,8 +9873,17 @@
           <w:b/>
           <w:bCs/>
         </w:rPr>
-        <w:t>flutter pub get</w:t>
-      </w:r>
+        <w:t xml:space="preserve">flutter pub </w:t>
+      </w:r>
+      <w:proofErr w:type="gramStart"/>
+      <w:r>
+        <w:rPr>
+          <w:b/>
+          <w:bCs/>
+        </w:rPr>
+        <w:t>get</w:t>
+      </w:r>
+      <w:proofErr w:type="gramEnd"/>
     </w:p>
     <w:p>
       <w:pPr>
@@ -9283,7 +10071,23 @@
           <w:b/>
           <w:bCs/>
         </w:rPr>
-        <w:t xml:space="preserve">              └── iOS → CocoaPods/SPM downloads native iOS libraries</w:t>
+        <w:t xml:space="preserve">              └── iOS → </w:t>
+      </w:r>
+      <w:proofErr w:type="spellStart"/>
+      <w:r>
+        <w:rPr>
+          <w:b/>
+          <w:bCs/>
+        </w:rPr>
+        <w:t>CocoaPods</w:t>
+      </w:r>
+      <w:proofErr w:type="spellEnd"/>
+      <w:r>
+        <w:rPr>
+          <w:b/>
+          <w:bCs/>
+        </w:rPr>
+        <w:t>/SPM downloads native iOS libraries</w:t>
       </w:r>
     </w:p>
     <w:p>
@@ -9389,12 +10193,21 @@
           <w:szCs w:val="32"/>
         </w:rPr>
       </w:pPr>
-      <w:r>
-        <w:rPr>
-          <w:sz w:val="32"/>
-          <w:szCs w:val="32"/>
-        </w:rPr>
-        <w:t>CocoaPods/SPM → Downloads iOS native dependencies of the plugin and lets Xcode build the iOS app.</w:t>
+      <w:proofErr w:type="spellStart"/>
+      <w:r>
+        <w:rPr>
+          <w:sz w:val="32"/>
+          <w:szCs w:val="32"/>
+        </w:rPr>
+        <w:t>CocoaPods</w:t>
+      </w:r>
+      <w:proofErr w:type="spellEnd"/>
+      <w:r>
+        <w:rPr>
+          <w:sz w:val="32"/>
+          <w:szCs w:val="32"/>
+        </w:rPr>
+        <w:t>/SPM → Downloads iOS native dependencies of the plugin and lets Xcode build the iOS app.</w:t>
       </w:r>
     </w:p>
     <w:p>
@@ -9690,6 +10503,7 @@
                 <w:szCs w:val="32"/>
               </w:rPr>
             </w:pPr>
+            <w:proofErr w:type="spellStart"/>
             <w:r>
               <w:rPr>
                 <w:sz w:val="32"/>
@@ -9697,6 +10511,7 @@
               </w:rPr>
               <w:t>CocoaPods</w:t>
             </w:r>
+            <w:proofErr w:type="spellEnd"/>
           </w:p>
         </w:tc>
         <w:tc>
@@ -9817,8 +10632,17 @@
                 <w:sz w:val="32"/>
                 <w:szCs w:val="32"/>
               </w:rPr>
-              <w:t>Apple's modern dependency manager replacing CocoaPods</w:t>
+              <w:t xml:space="preserve">Apple's modern dependency manager replacing </w:t>
             </w:r>
+            <w:proofErr w:type="spellStart"/>
+            <w:r>
+              <w:rPr>
+                <w:sz w:val="32"/>
+                <w:szCs w:val="32"/>
+              </w:rPr>
+              <w:t>CocoaPods</w:t>
+            </w:r>
+            <w:proofErr w:type="spellEnd"/>
           </w:p>
         </w:tc>
       </w:tr>
@@ -10592,7 +11416,38 @@
           <w:sz w:val="32"/>
           <w:szCs w:val="32"/>
         </w:rPr>
-        <w:t>id("com.android.application")</w:t>
+        <w:t>id("</w:t>
+      </w:r>
+      <w:proofErr w:type="spellStart"/>
+      <w:proofErr w:type="gramStart"/>
+      <w:r>
+        <w:rPr>
+          <w:b/>
+          <w:bCs/>
+          <w:sz w:val="32"/>
+          <w:szCs w:val="32"/>
+        </w:rPr>
+        <w:t>com.android</w:t>
+      </w:r>
+      <w:proofErr w:type="gramEnd"/>
+      <w:r>
+        <w:rPr>
+          <w:b/>
+          <w:bCs/>
+          <w:sz w:val="32"/>
+          <w:szCs w:val="32"/>
+        </w:rPr>
+        <w:t>.application</w:t>
+      </w:r>
+      <w:proofErr w:type="spellEnd"/>
+      <w:r>
+        <w:rPr>
+          <w:b/>
+          <w:bCs/>
+          <w:sz w:val="32"/>
+          <w:szCs w:val="32"/>
+        </w:rPr>
+        <w:t>")</w:t>
       </w:r>
       <w:r>
         <w:rPr>
@@ -10701,95 +11556,205 @@
           <w:sz w:val="32"/>
           <w:szCs w:val="32"/>
         </w:rPr>
-        <w:t xml:space="preserve">    namespace = "com.example..."</w:t>
-      </w:r>
-    </w:p>
-    <w:p>
-      <w:pPr>
-        <w:jc w:val="both"/>
-        <w:rPr>
-          <w:b/>
-          <w:bCs/>
-          <w:color w:val="D86DCB" w:themeColor="accent5" w:themeTint="99"/>
-          <w:sz w:val="32"/>
-          <w:szCs w:val="32"/>
-        </w:rPr>
-      </w:pPr>
-      <w:r>
-        <w:rPr>
-          <w:b/>
-          <w:bCs/>
-          <w:color w:val="D86DCB" w:themeColor="accent5" w:themeTint="99"/>
-          <w:sz w:val="32"/>
-          <w:szCs w:val="32"/>
-        </w:rPr>
-        <w:t xml:space="preserve">    compileSdk = ...</w:t>
-      </w:r>
-    </w:p>
-    <w:p>
-      <w:pPr>
-        <w:jc w:val="both"/>
-        <w:rPr>
-          <w:b/>
-          <w:bCs/>
-          <w:color w:val="D86DCB" w:themeColor="accent5" w:themeTint="99"/>
-          <w:sz w:val="32"/>
-          <w:szCs w:val="32"/>
-        </w:rPr>
-      </w:pPr>
-      <w:r>
-        <w:rPr>
-          <w:b/>
-          <w:bCs/>
-          <w:color w:val="D86DCB" w:themeColor="accent5" w:themeTint="99"/>
-          <w:sz w:val="32"/>
-          <w:szCs w:val="32"/>
-        </w:rPr>
-        <w:t xml:space="preserve">    defaultConfig {</w:t>
-      </w:r>
-    </w:p>
-    <w:p>
-      <w:pPr>
-        <w:jc w:val="both"/>
-        <w:rPr>
-          <w:b/>
-          <w:bCs/>
-          <w:color w:val="D86DCB" w:themeColor="accent5" w:themeTint="99"/>
-          <w:sz w:val="32"/>
-          <w:szCs w:val="32"/>
-        </w:rPr>
-      </w:pPr>
-      <w:r>
-        <w:rPr>
-          <w:b/>
-          <w:bCs/>
-          <w:color w:val="D86DCB" w:themeColor="accent5" w:themeTint="99"/>
-          <w:sz w:val="32"/>
-          <w:szCs w:val="32"/>
-        </w:rPr>
-        <w:t xml:space="preserve">        minSdk = ...</w:t>
-      </w:r>
-    </w:p>
-    <w:p>
-      <w:pPr>
-        <w:jc w:val="both"/>
-        <w:rPr>
-          <w:b/>
-          <w:bCs/>
-          <w:color w:val="D86DCB" w:themeColor="accent5" w:themeTint="99"/>
-          <w:sz w:val="32"/>
-          <w:szCs w:val="32"/>
-        </w:rPr>
-      </w:pPr>
-      <w:r>
-        <w:rPr>
-          <w:b/>
-          <w:bCs/>
-          <w:color w:val="D86DCB" w:themeColor="accent5" w:themeTint="99"/>
-          <w:sz w:val="32"/>
-          <w:szCs w:val="32"/>
-        </w:rPr>
-        <w:t xml:space="preserve">        targetSdk = ...</w:t>
+        <w:t xml:space="preserve">    namespace = "</w:t>
+      </w:r>
+      <w:proofErr w:type="spellStart"/>
+      <w:r>
+        <w:rPr>
+          <w:b/>
+          <w:bCs/>
+          <w:color w:val="D86DCB" w:themeColor="accent5" w:themeTint="99"/>
+          <w:sz w:val="32"/>
+          <w:szCs w:val="32"/>
+        </w:rPr>
+        <w:t>com.example</w:t>
+      </w:r>
+      <w:proofErr w:type="spellEnd"/>
+      <w:r>
+        <w:rPr>
+          <w:b/>
+          <w:bCs/>
+          <w:color w:val="D86DCB" w:themeColor="accent5" w:themeTint="99"/>
+          <w:sz w:val="32"/>
+          <w:szCs w:val="32"/>
+        </w:rPr>
+        <w:t>..."</w:t>
+      </w:r>
+    </w:p>
+    <w:p>
+      <w:pPr>
+        <w:jc w:val="both"/>
+        <w:rPr>
+          <w:b/>
+          <w:bCs/>
+          <w:color w:val="D86DCB" w:themeColor="accent5" w:themeTint="99"/>
+          <w:sz w:val="32"/>
+          <w:szCs w:val="32"/>
+        </w:rPr>
+      </w:pPr>
+      <w:r>
+        <w:rPr>
+          <w:b/>
+          <w:bCs/>
+          <w:color w:val="D86DCB" w:themeColor="accent5" w:themeTint="99"/>
+          <w:sz w:val="32"/>
+          <w:szCs w:val="32"/>
+        </w:rPr>
+        <w:t xml:space="preserve">    </w:t>
+      </w:r>
+      <w:proofErr w:type="spellStart"/>
+      <w:r>
+        <w:rPr>
+          <w:b/>
+          <w:bCs/>
+          <w:color w:val="D86DCB" w:themeColor="accent5" w:themeTint="99"/>
+          <w:sz w:val="32"/>
+          <w:szCs w:val="32"/>
+        </w:rPr>
+        <w:t>compileSdk</w:t>
+      </w:r>
+      <w:proofErr w:type="spellEnd"/>
+      <w:r>
+        <w:rPr>
+          <w:b/>
+          <w:bCs/>
+          <w:color w:val="D86DCB" w:themeColor="accent5" w:themeTint="99"/>
+          <w:sz w:val="32"/>
+          <w:szCs w:val="32"/>
+        </w:rPr>
+        <w:t xml:space="preserve"> = ...</w:t>
+      </w:r>
+    </w:p>
+    <w:p>
+      <w:pPr>
+        <w:jc w:val="both"/>
+        <w:rPr>
+          <w:b/>
+          <w:bCs/>
+          <w:color w:val="D86DCB" w:themeColor="accent5" w:themeTint="99"/>
+          <w:sz w:val="32"/>
+          <w:szCs w:val="32"/>
+        </w:rPr>
+      </w:pPr>
+      <w:r>
+        <w:rPr>
+          <w:b/>
+          <w:bCs/>
+          <w:color w:val="D86DCB" w:themeColor="accent5" w:themeTint="99"/>
+          <w:sz w:val="32"/>
+          <w:szCs w:val="32"/>
+        </w:rPr>
+        <w:t xml:space="preserve">    </w:t>
+      </w:r>
+      <w:proofErr w:type="spellStart"/>
+      <w:r>
+        <w:rPr>
+          <w:b/>
+          <w:bCs/>
+          <w:color w:val="D86DCB" w:themeColor="accent5" w:themeTint="99"/>
+          <w:sz w:val="32"/>
+          <w:szCs w:val="32"/>
+        </w:rPr>
+        <w:t>defaultConfig</w:t>
+      </w:r>
+      <w:proofErr w:type="spellEnd"/>
+      <w:r>
+        <w:rPr>
+          <w:b/>
+          <w:bCs/>
+          <w:color w:val="D86DCB" w:themeColor="accent5" w:themeTint="99"/>
+          <w:sz w:val="32"/>
+          <w:szCs w:val="32"/>
+        </w:rPr>
+        <w:t xml:space="preserve"> {</w:t>
+      </w:r>
+    </w:p>
+    <w:p>
+      <w:pPr>
+        <w:jc w:val="both"/>
+        <w:rPr>
+          <w:b/>
+          <w:bCs/>
+          <w:color w:val="D86DCB" w:themeColor="accent5" w:themeTint="99"/>
+          <w:sz w:val="32"/>
+          <w:szCs w:val="32"/>
+        </w:rPr>
+      </w:pPr>
+      <w:r>
+        <w:rPr>
+          <w:b/>
+          <w:bCs/>
+          <w:color w:val="D86DCB" w:themeColor="accent5" w:themeTint="99"/>
+          <w:sz w:val="32"/>
+          <w:szCs w:val="32"/>
+        </w:rPr>
+        <w:t xml:space="preserve">        </w:t>
+      </w:r>
+      <w:proofErr w:type="spellStart"/>
+      <w:r>
+        <w:rPr>
+          <w:b/>
+          <w:bCs/>
+          <w:color w:val="D86DCB" w:themeColor="accent5" w:themeTint="99"/>
+          <w:sz w:val="32"/>
+          <w:szCs w:val="32"/>
+        </w:rPr>
+        <w:t>minSdk</w:t>
+      </w:r>
+      <w:proofErr w:type="spellEnd"/>
+      <w:r>
+        <w:rPr>
+          <w:b/>
+          <w:bCs/>
+          <w:color w:val="D86DCB" w:themeColor="accent5" w:themeTint="99"/>
+          <w:sz w:val="32"/>
+          <w:szCs w:val="32"/>
+        </w:rPr>
+        <w:t xml:space="preserve"> = ...</w:t>
+      </w:r>
+    </w:p>
+    <w:p>
+      <w:pPr>
+        <w:jc w:val="both"/>
+        <w:rPr>
+          <w:b/>
+          <w:bCs/>
+          <w:color w:val="D86DCB" w:themeColor="accent5" w:themeTint="99"/>
+          <w:sz w:val="32"/>
+          <w:szCs w:val="32"/>
+        </w:rPr>
+      </w:pPr>
+      <w:r>
+        <w:rPr>
+          <w:b/>
+          <w:bCs/>
+          <w:color w:val="D86DCB" w:themeColor="accent5" w:themeTint="99"/>
+          <w:sz w:val="32"/>
+          <w:szCs w:val="32"/>
+        </w:rPr>
+        <w:t xml:space="preserve">        </w:t>
+      </w:r>
+      <w:proofErr w:type="spellStart"/>
+      <w:r>
+        <w:rPr>
+          <w:b/>
+          <w:bCs/>
+          <w:color w:val="D86DCB" w:themeColor="accent5" w:themeTint="99"/>
+          <w:sz w:val="32"/>
+          <w:szCs w:val="32"/>
+        </w:rPr>
+        <w:t>targetSdk</w:t>
+      </w:r>
+      <w:proofErr w:type="spellEnd"/>
+      <w:r>
+        <w:rPr>
+          <w:b/>
+          <w:bCs/>
+          <w:color w:val="D86DCB" w:themeColor="accent5" w:themeTint="99"/>
+          <w:sz w:val="32"/>
+          <w:szCs w:val="32"/>
+        </w:rPr>
+        <w:t xml:space="preserve"> = ...</w:t>
       </w:r>
     </w:p>
     <w:p>
@@ -10937,6 +11902,7 @@
           <w:bCs/>
         </w:rPr>
       </w:pPr>
+      <w:proofErr w:type="spellStart"/>
       <w:r>
         <w:rPr>
           <w:b/>
@@ -10944,6 +11910,7 @@
         </w:rPr>
         <w:t>AndroidManifest</w:t>
       </w:r>
+      <w:proofErr w:type="spellEnd"/>
     </w:p>
     <w:p>
       <w:pPr>
@@ -11297,51 +12264,163 @@
           <w:sz w:val="32"/>
           <w:szCs w:val="32"/>
         </w:rPr>
-        <w:t>id("com.android.application")</w:t>
-      </w:r>
-    </w:p>
-    <w:p>
-      <w:pPr>
-        <w:jc w:val="both"/>
-        <w:rPr>
-          <w:b/>
-          <w:bCs/>
-          <w:color w:val="D86DCB" w:themeColor="accent5" w:themeTint="99"/>
-          <w:sz w:val="32"/>
-          <w:szCs w:val="32"/>
-        </w:rPr>
-      </w:pPr>
-      <w:r>
-        <w:rPr>
-          <w:b/>
-          <w:bCs/>
-          <w:color w:val="D86DCB" w:themeColor="accent5" w:themeTint="99"/>
-          <w:sz w:val="32"/>
-          <w:szCs w:val="32"/>
-        </w:rPr>
-        <w:t>id("kotlin-android")</w:t>
-      </w:r>
-    </w:p>
-    <w:p>
-      <w:pPr>
-        <w:jc w:val="both"/>
-        <w:rPr>
-          <w:b/>
-          <w:bCs/>
-          <w:color w:val="D86DCB" w:themeColor="accent5" w:themeTint="99"/>
-          <w:sz w:val="32"/>
-          <w:szCs w:val="32"/>
-        </w:rPr>
-      </w:pPr>
-      <w:r>
-        <w:rPr>
-          <w:b/>
-          <w:bCs/>
-          <w:color w:val="D86DCB" w:themeColor="accent5" w:themeTint="99"/>
-          <w:sz w:val="32"/>
-          <w:szCs w:val="32"/>
-        </w:rPr>
-        <w:t>id("dev.flutter.flutter-gradle-plugin")</w:t>
+        <w:t>id("</w:t>
+      </w:r>
+      <w:proofErr w:type="spellStart"/>
+      <w:proofErr w:type="gramStart"/>
+      <w:r>
+        <w:rPr>
+          <w:b/>
+          <w:bCs/>
+          <w:color w:val="D86DCB" w:themeColor="accent5" w:themeTint="99"/>
+          <w:sz w:val="32"/>
+          <w:szCs w:val="32"/>
+        </w:rPr>
+        <w:t>com.android</w:t>
+      </w:r>
+      <w:proofErr w:type="gramEnd"/>
+      <w:r>
+        <w:rPr>
+          <w:b/>
+          <w:bCs/>
+          <w:color w:val="D86DCB" w:themeColor="accent5" w:themeTint="99"/>
+          <w:sz w:val="32"/>
+          <w:szCs w:val="32"/>
+        </w:rPr>
+        <w:t>.application</w:t>
+      </w:r>
+      <w:proofErr w:type="spellEnd"/>
+      <w:r>
+        <w:rPr>
+          <w:b/>
+          <w:bCs/>
+          <w:color w:val="D86DCB" w:themeColor="accent5" w:themeTint="99"/>
+          <w:sz w:val="32"/>
+          <w:szCs w:val="32"/>
+        </w:rPr>
+        <w:t>")</w:t>
+      </w:r>
+    </w:p>
+    <w:p>
+      <w:pPr>
+        <w:jc w:val="both"/>
+        <w:rPr>
+          <w:b/>
+          <w:bCs/>
+          <w:color w:val="D86DCB" w:themeColor="accent5" w:themeTint="99"/>
+          <w:sz w:val="32"/>
+          <w:szCs w:val="32"/>
+        </w:rPr>
+      </w:pPr>
+      <w:r>
+        <w:rPr>
+          <w:b/>
+          <w:bCs/>
+          <w:color w:val="D86DCB" w:themeColor="accent5" w:themeTint="99"/>
+          <w:sz w:val="32"/>
+          <w:szCs w:val="32"/>
+        </w:rPr>
+        <w:t>id("</w:t>
+      </w:r>
+      <w:proofErr w:type="spellStart"/>
+      <w:r>
+        <w:rPr>
+          <w:b/>
+          <w:bCs/>
+          <w:color w:val="D86DCB" w:themeColor="accent5" w:themeTint="99"/>
+          <w:sz w:val="32"/>
+          <w:szCs w:val="32"/>
+        </w:rPr>
+        <w:t>kotlin</w:t>
+      </w:r>
+      <w:proofErr w:type="spellEnd"/>
+      <w:r>
+        <w:rPr>
+          <w:b/>
+          <w:bCs/>
+          <w:color w:val="D86DCB" w:themeColor="accent5" w:themeTint="99"/>
+          <w:sz w:val="32"/>
+          <w:szCs w:val="32"/>
+        </w:rPr>
+        <w:t>-android")</w:t>
+      </w:r>
+    </w:p>
+    <w:p>
+      <w:pPr>
+        <w:jc w:val="both"/>
+        <w:rPr>
+          <w:b/>
+          <w:bCs/>
+          <w:color w:val="D86DCB" w:themeColor="accent5" w:themeTint="99"/>
+          <w:sz w:val="32"/>
+          <w:szCs w:val="32"/>
+        </w:rPr>
+      </w:pPr>
+      <w:r>
+        <w:rPr>
+          <w:b/>
+          <w:bCs/>
+          <w:color w:val="D86DCB" w:themeColor="accent5" w:themeTint="99"/>
+          <w:sz w:val="32"/>
+          <w:szCs w:val="32"/>
+        </w:rPr>
+        <w:t>id("</w:t>
+      </w:r>
+      <w:proofErr w:type="spellStart"/>
+      <w:proofErr w:type="gramStart"/>
+      <w:r>
+        <w:rPr>
+          <w:b/>
+          <w:bCs/>
+          <w:color w:val="D86DCB" w:themeColor="accent5" w:themeTint="99"/>
+          <w:sz w:val="32"/>
+          <w:szCs w:val="32"/>
+        </w:rPr>
+        <w:t>dev.flutter</w:t>
+      </w:r>
+      <w:proofErr w:type="gramEnd"/>
+      <w:r>
+        <w:rPr>
+          <w:b/>
+          <w:bCs/>
+          <w:color w:val="D86DCB" w:themeColor="accent5" w:themeTint="99"/>
+          <w:sz w:val="32"/>
+          <w:szCs w:val="32"/>
+        </w:rPr>
+        <w:t>.flutter</w:t>
+      </w:r>
+      <w:proofErr w:type="spellEnd"/>
+      <w:r>
+        <w:rPr>
+          <w:b/>
+          <w:bCs/>
+          <w:color w:val="D86DCB" w:themeColor="accent5" w:themeTint="99"/>
+          <w:sz w:val="32"/>
+          <w:szCs w:val="32"/>
+        </w:rPr>
+        <w:t>-</w:t>
+      </w:r>
+      <w:proofErr w:type="spellStart"/>
+      <w:r>
+        <w:rPr>
+          <w:b/>
+          <w:bCs/>
+          <w:color w:val="D86DCB" w:themeColor="accent5" w:themeTint="99"/>
+          <w:sz w:val="32"/>
+          <w:szCs w:val="32"/>
+        </w:rPr>
+        <w:t>gradle</w:t>
+      </w:r>
+      <w:proofErr w:type="spellEnd"/>
+      <w:r>
+        <w:rPr>
+          <w:b/>
+          <w:bCs/>
+          <w:color w:val="D86DCB" w:themeColor="accent5" w:themeTint="99"/>
+          <w:sz w:val="32"/>
+          <w:szCs w:val="32"/>
+        </w:rPr>
+        <w:t>-plugin")</w:t>
       </w:r>
     </w:p>
     <w:p>
@@ -11795,7 +12874,38 @@
           <w:sz w:val="32"/>
           <w:szCs w:val="32"/>
         </w:rPr>
-        <w:t>id("org.jetbrains.kotlin.android")</w:t>
+        <w:t>id("</w:t>
+      </w:r>
+      <w:proofErr w:type="spellStart"/>
+      <w:proofErr w:type="gramStart"/>
+      <w:r>
+        <w:rPr>
+          <w:b/>
+          <w:bCs/>
+          <w:sz w:val="32"/>
+          <w:szCs w:val="32"/>
+        </w:rPr>
+        <w:t>org.jetbrains</w:t>
+      </w:r>
+      <w:proofErr w:type="gramEnd"/>
+      <w:r>
+        <w:rPr>
+          <w:b/>
+          <w:bCs/>
+          <w:sz w:val="32"/>
+          <w:szCs w:val="32"/>
+        </w:rPr>
+        <w:t>.kotlin.android</w:t>
+      </w:r>
+      <w:proofErr w:type="spellEnd"/>
+      <w:r>
+        <w:rPr>
+          <w:b/>
+          <w:bCs/>
+          <w:sz w:val="32"/>
+          <w:szCs w:val="32"/>
+        </w:rPr>
+        <w:t>")</w:t>
       </w:r>
       <w:r>
         <w:rPr>
@@ -11825,7 +12935,27 @@
           <w:sz w:val="32"/>
           <w:szCs w:val="32"/>
         </w:rPr>
-        <w:t>id("kotlin-android")</w:t>
+        <w:t>id("</w:t>
+      </w:r>
+      <w:proofErr w:type="spellStart"/>
+      <w:r>
+        <w:rPr>
+          <w:b/>
+          <w:bCs/>
+          <w:sz w:val="32"/>
+          <w:szCs w:val="32"/>
+        </w:rPr>
+        <w:t>kotlin</w:t>
+      </w:r>
+      <w:proofErr w:type="spellEnd"/>
+      <w:r>
+        <w:rPr>
+          <w:b/>
+          <w:bCs/>
+          <w:sz w:val="32"/>
+          <w:szCs w:val="32"/>
+        </w:rPr>
+        <w:t>-android")</w:t>
       </w:r>
       <w:r>
         <w:rPr>
@@ -12058,7 +13188,38 @@
           <w:sz w:val="32"/>
           <w:szCs w:val="32"/>
         </w:rPr>
-        <w:t>id("org.jetbrains.kotlin.android")</w:t>
+        <w:t>id("</w:t>
+      </w:r>
+      <w:proofErr w:type="spellStart"/>
+      <w:proofErr w:type="gramStart"/>
+      <w:r>
+        <w:rPr>
+          <w:b/>
+          <w:bCs/>
+          <w:sz w:val="32"/>
+          <w:szCs w:val="32"/>
+        </w:rPr>
+        <w:t>org.jetbrains</w:t>
+      </w:r>
+      <w:proofErr w:type="gramEnd"/>
+      <w:r>
+        <w:rPr>
+          <w:b/>
+          <w:bCs/>
+          <w:sz w:val="32"/>
+          <w:szCs w:val="32"/>
+        </w:rPr>
+        <w:t>.kotlin.android</w:t>
+      </w:r>
+      <w:proofErr w:type="spellEnd"/>
+      <w:r>
+        <w:rPr>
+          <w:b/>
+          <w:bCs/>
+          <w:sz w:val="32"/>
+          <w:szCs w:val="32"/>
+        </w:rPr>
+        <w:t>")</w:t>
       </w:r>
       <w:r>
         <w:rPr>
@@ -12088,39 +13249,78 @@
         </w:rPr>
         <w:t>THAT’s it</w:t>
       </w:r>
-    </w:p>
-    <w:p>
-      <w:pPr>
-        <w:jc w:val="both"/>
-        <w:rPr>
-          <w:sz w:val="32"/>
-          <w:szCs w:val="32"/>
-        </w:rPr>
-      </w:pPr>
-    </w:p>
-    <w:p>
-      <w:pPr>
-        <w:jc w:val="both"/>
-        <w:rPr>
-          <w:sz w:val="32"/>
-          <w:szCs w:val="32"/>
-        </w:rPr>
-      </w:pPr>
-    </w:p>
-    <w:p>
-      <w:pPr>
-        <w:jc w:val="both"/>
-        <w:rPr>
-          <w:sz w:val="32"/>
-          <w:szCs w:val="32"/>
-        </w:rPr>
-      </w:pPr>
-      <w:r>
-        <w:rPr>
-          <w:sz w:val="32"/>
-          <w:szCs w:val="32"/>
-        </w:rPr>
-        <w:t>Project Configuration (settings.gradle.kts &amp; build.gradle.kts):</w:t>
+      <w:r>
+        <w:rPr>
+          <w:sz w:val="32"/>
+          <w:szCs w:val="32"/>
+        </w:rPr>
+        <w:t xml:space="preserve"> (Also adds new DSL or Domain-Specific Language)</w:t>
+      </w:r>
+    </w:p>
+    <w:p>
+      <w:pPr>
+        <w:jc w:val="both"/>
+        <w:rPr>
+          <w:sz w:val="32"/>
+          <w:szCs w:val="32"/>
+        </w:rPr>
+      </w:pPr>
+    </w:p>
+    <w:p>
+      <w:pPr>
+        <w:jc w:val="both"/>
+        <w:rPr>
+          <w:sz w:val="32"/>
+          <w:szCs w:val="32"/>
+        </w:rPr>
+      </w:pPr>
+    </w:p>
+    <w:p>
+      <w:pPr>
+        <w:jc w:val="both"/>
+        <w:rPr>
+          <w:sz w:val="32"/>
+          <w:szCs w:val="32"/>
+        </w:rPr>
+      </w:pPr>
+      <w:r>
+        <w:rPr>
+          <w:sz w:val="32"/>
+          <w:szCs w:val="32"/>
+        </w:rPr>
+        <w:t>Project Configuration (</w:t>
+      </w:r>
+      <w:proofErr w:type="spellStart"/>
+      <w:r>
+        <w:rPr>
+          <w:sz w:val="32"/>
+          <w:szCs w:val="32"/>
+        </w:rPr>
+        <w:t>settings.gradle.kts</w:t>
+      </w:r>
+      <w:proofErr w:type="spellEnd"/>
+      <w:r>
+        <w:rPr>
+          <w:sz w:val="32"/>
+          <w:szCs w:val="32"/>
+        </w:rPr>
+        <w:t xml:space="preserve"> &amp; </w:t>
+      </w:r>
+      <w:proofErr w:type="spellStart"/>
+      <w:r>
+        <w:rPr>
+          <w:sz w:val="32"/>
+          <w:szCs w:val="32"/>
+        </w:rPr>
+        <w:t>build.gradle.kts</w:t>
+      </w:r>
+      <w:proofErr w:type="spellEnd"/>
+      <w:r>
+        <w:rPr>
+          <w:sz w:val="32"/>
+          <w:szCs w:val="32"/>
+        </w:rPr>
+        <w:t>):</w:t>
       </w:r>
     </w:p>
     <w:p>
@@ -12152,6 +13352,7 @@
         </w:rPr>
         <w:t xml:space="preserve"> in </w:t>
       </w:r>
+      <w:proofErr w:type="spellStart"/>
       <w:r>
         <w:rPr>
           <w:b/>
@@ -12161,6 +13362,7 @@
         </w:rPr>
         <w:t>settings.gradle.kts</w:t>
       </w:r>
+      <w:proofErr w:type="spellEnd"/>
       <w:r>
         <w:rPr>
           <w:sz w:val="32"/>
@@ -12210,51 +13412,153 @@
           <w:sz w:val="32"/>
           <w:szCs w:val="32"/>
         </w:rPr>
-        <w:t xml:space="preserve">    id("dev.flutter.flutter-plugin-loader") version "1.0.0"</w:t>
-      </w:r>
-    </w:p>
-    <w:p>
-      <w:pPr>
-        <w:jc w:val="both"/>
-        <w:rPr>
-          <w:b/>
-          <w:bCs/>
-          <w:color w:val="D86DCB" w:themeColor="accent5" w:themeTint="99"/>
-          <w:sz w:val="32"/>
-          <w:szCs w:val="32"/>
-        </w:rPr>
-      </w:pPr>
-      <w:r>
-        <w:rPr>
-          <w:b/>
-          <w:bCs/>
-          <w:color w:val="D86DCB" w:themeColor="accent5" w:themeTint="99"/>
-          <w:sz w:val="32"/>
-          <w:szCs w:val="32"/>
-        </w:rPr>
-        <w:t xml:space="preserve">    id("com.android.application") version "8.11.1" apply false</w:t>
-      </w:r>
-    </w:p>
-    <w:p>
-      <w:pPr>
-        <w:jc w:val="both"/>
-        <w:rPr>
-          <w:b/>
-          <w:bCs/>
-          <w:color w:val="D86DCB" w:themeColor="accent5" w:themeTint="99"/>
-          <w:sz w:val="32"/>
-          <w:szCs w:val="32"/>
-        </w:rPr>
-      </w:pPr>
-      <w:r>
-        <w:rPr>
-          <w:b/>
-          <w:bCs/>
-          <w:color w:val="D86DCB" w:themeColor="accent5" w:themeTint="99"/>
-          <w:sz w:val="32"/>
-          <w:szCs w:val="32"/>
-        </w:rPr>
-        <w:t xml:space="preserve">    id("org.jetbrains.kotlin.android") version "2.2.20" apply false</w:t>
+        <w:t xml:space="preserve">    id("</w:t>
+      </w:r>
+      <w:proofErr w:type="spellStart"/>
+      <w:proofErr w:type="gramStart"/>
+      <w:r>
+        <w:rPr>
+          <w:b/>
+          <w:bCs/>
+          <w:color w:val="D86DCB" w:themeColor="accent5" w:themeTint="99"/>
+          <w:sz w:val="32"/>
+          <w:szCs w:val="32"/>
+        </w:rPr>
+        <w:t>dev.flutter</w:t>
+      </w:r>
+      <w:proofErr w:type="gramEnd"/>
+      <w:r>
+        <w:rPr>
+          <w:b/>
+          <w:bCs/>
+          <w:color w:val="D86DCB" w:themeColor="accent5" w:themeTint="99"/>
+          <w:sz w:val="32"/>
+          <w:szCs w:val="32"/>
+        </w:rPr>
+        <w:t>.flutter</w:t>
+      </w:r>
+      <w:proofErr w:type="spellEnd"/>
+      <w:r>
+        <w:rPr>
+          <w:b/>
+          <w:bCs/>
+          <w:color w:val="D86DCB" w:themeColor="accent5" w:themeTint="99"/>
+          <w:sz w:val="32"/>
+          <w:szCs w:val="32"/>
+        </w:rPr>
+        <w:t>-plugin-loader") version "1.0.0"</w:t>
+      </w:r>
+    </w:p>
+    <w:p>
+      <w:pPr>
+        <w:jc w:val="both"/>
+        <w:rPr>
+          <w:b/>
+          <w:bCs/>
+          <w:color w:val="D86DCB" w:themeColor="accent5" w:themeTint="99"/>
+          <w:sz w:val="32"/>
+          <w:szCs w:val="32"/>
+        </w:rPr>
+      </w:pPr>
+      <w:r>
+        <w:rPr>
+          <w:b/>
+          <w:bCs/>
+          <w:color w:val="D86DCB" w:themeColor="accent5" w:themeTint="99"/>
+          <w:sz w:val="32"/>
+          <w:szCs w:val="32"/>
+        </w:rPr>
+        <w:t xml:space="preserve">    id("</w:t>
+      </w:r>
+      <w:proofErr w:type="spellStart"/>
+      <w:proofErr w:type="gramStart"/>
+      <w:r>
+        <w:rPr>
+          <w:b/>
+          <w:bCs/>
+          <w:color w:val="D86DCB" w:themeColor="accent5" w:themeTint="99"/>
+          <w:sz w:val="32"/>
+          <w:szCs w:val="32"/>
+        </w:rPr>
+        <w:t>com.android</w:t>
+      </w:r>
+      <w:proofErr w:type="gramEnd"/>
+      <w:r>
+        <w:rPr>
+          <w:b/>
+          <w:bCs/>
+          <w:color w:val="D86DCB" w:themeColor="accent5" w:themeTint="99"/>
+          <w:sz w:val="32"/>
+          <w:szCs w:val="32"/>
+        </w:rPr>
+        <w:t>.application</w:t>
+      </w:r>
+      <w:proofErr w:type="spellEnd"/>
+      <w:r>
+        <w:rPr>
+          <w:b/>
+          <w:bCs/>
+          <w:color w:val="D86DCB" w:themeColor="accent5" w:themeTint="99"/>
+          <w:sz w:val="32"/>
+          <w:szCs w:val="32"/>
+        </w:rPr>
+        <w:t>") version "8.11.1" apply false</w:t>
+      </w:r>
+    </w:p>
+    <w:p>
+      <w:pPr>
+        <w:jc w:val="both"/>
+        <w:rPr>
+          <w:b/>
+          <w:bCs/>
+          <w:color w:val="D86DCB" w:themeColor="accent5" w:themeTint="99"/>
+          <w:sz w:val="32"/>
+          <w:szCs w:val="32"/>
+        </w:rPr>
+      </w:pPr>
+      <w:r>
+        <w:rPr>
+          <w:b/>
+          <w:bCs/>
+          <w:color w:val="D86DCB" w:themeColor="accent5" w:themeTint="99"/>
+          <w:sz w:val="32"/>
+          <w:szCs w:val="32"/>
+        </w:rPr>
+        <w:t xml:space="preserve">    id("</w:t>
+      </w:r>
+      <w:proofErr w:type="spellStart"/>
+      <w:proofErr w:type="gramStart"/>
+      <w:r>
+        <w:rPr>
+          <w:b/>
+          <w:bCs/>
+          <w:color w:val="D86DCB" w:themeColor="accent5" w:themeTint="99"/>
+          <w:sz w:val="32"/>
+          <w:szCs w:val="32"/>
+        </w:rPr>
+        <w:t>org.jetbrains</w:t>
+      </w:r>
+      <w:proofErr w:type="gramEnd"/>
+      <w:r>
+        <w:rPr>
+          <w:b/>
+          <w:bCs/>
+          <w:color w:val="D86DCB" w:themeColor="accent5" w:themeTint="99"/>
+          <w:sz w:val="32"/>
+          <w:szCs w:val="32"/>
+        </w:rPr>
+        <w:t>.kotlin.android</w:t>
+      </w:r>
+      <w:proofErr w:type="spellEnd"/>
+      <w:r>
+        <w:rPr>
+          <w:b/>
+          <w:bCs/>
+          <w:color w:val="D86DCB" w:themeColor="accent5" w:themeTint="99"/>
+          <w:sz w:val="32"/>
+          <w:szCs w:val="32"/>
+        </w:rPr>
+        <w:t>") version "2.2.20" apply false</w:t>
       </w:r>
     </w:p>
     <w:p>
@@ -12417,14 +13721,25 @@
         </w:rPr>
         <w:t xml:space="preserve"># </w:t>
       </w:r>
-      <w:r>
-        <w:rPr>
-          <w:b/>
-          <w:bCs/>
-          <w:sz w:val="32"/>
-          <w:szCs w:val="32"/>
-        </w:rPr>
-        <w:t xml:space="preserve">apply false </w:t>
+      <w:proofErr w:type="gramStart"/>
+      <w:r>
+        <w:rPr>
+          <w:b/>
+          <w:bCs/>
+          <w:sz w:val="32"/>
+          <w:szCs w:val="32"/>
+        </w:rPr>
+        <w:t>apply</w:t>
+      </w:r>
+      <w:proofErr w:type="gramEnd"/>
+      <w:r>
+        <w:rPr>
+          <w:b/>
+          <w:bCs/>
+          <w:sz w:val="32"/>
+          <w:szCs w:val="32"/>
+        </w:rPr>
+        <w:t xml:space="preserve"> false </w:t>
       </w:r>
       <w:r>
         <w:rPr>
@@ -12491,8 +13806,19 @@
           <w:sz w:val="32"/>
           <w:szCs w:val="32"/>
         </w:rPr>
-        <w:t>app/build.gradle.kts</w:t>
-      </w:r>
+        <w:t>app/</w:t>
+      </w:r>
+      <w:proofErr w:type="spellStart"/>
+      <w:r>
+        <w:rPr>
+          <w:b/>
+          <w:bCs/>
+          <w:sz w:val="32"/>
+          <w:szCs w:val="32"/>
+        </w:rPr>
+        <w:t>build.gradle.kts</w:t>
+      </w:r>
+      <w:proofErr w:type="spellEnd"/>
       <w:r>
         <w:rPr>
           <w:sz w:val="32"/>
@@ -12542,7 +13868,41 @@
           <w:sz w:val="32"/>
           <w:szCs w:val="32"/>
         </w:rPr>
-        <w:t xml:space="preserve">    id("com.android.application")</w:t>
+        <w:t xml:space="preserve">    id("</w:t>
+      </w:r>
+      <w:proofErr w:type="spellStart"/>
+      <w:proofErr w:type="gramStart"/>
+      <w:r>
+        <w:rPr>
+          <w:b/>
+          <w:bCs/>
+          <w:color w:val="D86DCB" w:themeColor="accent5" w:themeTint="99"/>
+          <w:sz w:val="32"/>
+          <w:szCs w:val="32"/>
+        </w:rPr>
+        <w:t>com.android</w:t>
+      </w:r>
+      <w:proofErr w:type="gramEnd"/>
+      <w:r>
+        <w:rPr>
+          <w:b/>
+          <w:bCs/>
+          <w:color w:val="D86DCB" w:themeColor="accent5" w:themeTint="99"/>
+          <w:sz w:val="32"/>
+          <w:szCs w:val="32"/>
+        </w:rPr>
+        <w:t>.application</w:t>
+      </w:r>
+      <w:proofErr w:type="spellEnd"/>
+      <w:r>
+        <w:rPr>
+          <w:b/>
+          <w:bCs/>
+          <w:color w:val="D86DCB" w:themeColor="accent5" w:themeTint="99"/>
+          <w:sz w:val="32"/>
+          <w:szCs w:val="32"/>
+        </w:rPr>
+        <w:t>")</w:t>
       </w:r>
     </w:p>
     <w:p>
@@ -12565,29 +13925,107 @@
           <w:szCs w:val="32"/>
         </w:rPr>
         <w:lastRenderedPageBreak/>
-        <w:t xml:space="preserve">    id("kotlin-android")</w:t>
-      </w:r>
-    </w:p>
-    <w:p>
-      <w:pPr>
-        <w:jc w:val="both"/>
-        <w:rPr>
-          <w:b/>
-          <w:bCs/>
-          <w:color w:val="D86DCB" w:themeColor="accent5" w:themeTint="99"/>
-          <w:sz w:val="32"/>
-          <w:szCs w:val="32"/>
-        </w:rPr>
-      </w:pPr>
-      <w:r>
-        <w:rPr>
-          <w:b/>
-          <w:bCs/>
-          <w:color w:val="D86DCB" w:themeColor="accent5" w:themeTint="99"/>
-          <w:sz w:val="32"/>
-          <w:szCs w:val="32"/>
-        </w:rPr>
-        <w:t xml:space="preserve">    id("dev.flutter.flutter-gradle-plugin")</w:t>
+        <w:t xml:space="preserve">    id("</w:t>
+      </w:r>
+      <w:proofErr w:type="spellStart"/>
+      <w:r>
+        <w:rPr>
+          <w:b/>
+          <w:bCs/>
+          <w:color w:val="D86DCB" w:themeColor="accent5" w:themeTint="99"/>
+          <w:sz w:val="32"/>
+          <w:szCs w:val="32"/>
+        </w:rPr>
+        <w:t>kotlin</w:t>
+      </w:r>
+      <w:proofErr w:type="spellEnd"/>
+      <w:r>
+        <w:rPr>
+          <w:b/>
+          <w:bCs/>
+          <w:color w:val="D86DCB" w:themeColor="accent5" w:themeTint="99"/>
+          <w:sz w:val="32"/>
+          <w:szCs w:val="32"/>
+        </w:rPr>
+        <w:t>-android")</w:t>
+      </w:r>
+    </w:p>
+    <w:p>
+      <w:pPr>
+        <w:jc w:val="both"/>
+        <w:rPr>
+          <w:b/>
+          <w:bCs/>
+          <w:color w:val="D86DCB" w:themeColor="accent5" w:themeTint="99"/>
+          <w:sz w:val="32"/>
+          <w:szCs w:val="32"/>
+        </w:rPr>
+      </w:pPr>
+      <w:r>
+        <w:rPr>
+          <w:b/>
+          <w:bCs/>
+          <w:color w:val="D86DCB" w:themeColor="accent5" w:themeTint="99"/>
+          <w:sz w:val="32"/>
+          <w:szCs w:val="32"/>
+        </w:rPr>
+        <w:t xml:space="preserve">    id("</w:t>
+      </w:r>
+      <w:proofErr w:type="spellStart"/>
+      <w:proofErr w:type="gramStart"/>
+      <w:r>
+        <w:rPr>
+          <w:b/>
+          <w:bCs/>
+          <w:color w:val="D86DCB" w:themeColor="accent5" w:themeTint="99"/>
+          <w:sz w:val="32"/>
+          <w:szCs w:val="32"/>
+        </w:rPr>
+        <w:t>dev.flutter</w:t>
+      </w:r>
+      <w:proofErr w:type="gramEnd"/>
+      <w:r>
+        <w:rPr>
+          <w:b/>
+          <w:bCs/>
+          <w:color w:val="D86DCB" w:themeColor="accent5" w:themeTint="99"/>
+          <w:sz w:val="32"/>
+          <w:szCs w:val="32"/>
+        </w:rPr>
+        <w:t>.flutter</w:t>
+      </w:r>
+      <w:proofErr w:type="spellEnd"/>
+      <w:r>
+        <w:rPr>
+          <w:b/>
+          <w:bCs/>
+          <w:color w:val="D86DCB" w:themeColor="accent5" w:themeTint="99"/>
+          <w:sz w:val="32"/>
+          <w:szCs w:val="32"/>
+        </w:rPr>
+        <w:t>-</w:t>
+      </w:r>
+      <w:proofErr w:type="spellStart"/>
+      <w:r>
+        <w:rPr>
+          <w:b/>
+          <w:bCs/>
+          <w:color w:val="D86DCB" w:themeColor="accent5" w:themeTint="99"/>
+          <w:sz w:val="32"/>
+          <w:szCs w:val="32"/>
+        </w:rPr>
+        <w:t>gradle</w:t>
+      </w:r>
+      <w:proofErr w:type="spellEnd"/>
+      <w:r>
+        <w:rPr>
+          <w:b/>
+          <w:bCs/>
+          <w:color w:val="D86DCB" w:themeColor="accent5" w:themeTint="99"/>
+          <w:sz w:val="32"/>
+          <w:szCs w:val="32"/>
+        </w:rPr>
+        <w:t>-plugin")</w:t>
       </w:r>
     </w:p>
     <w:p>
@@ -12643,6 +14081,7 @@
           <w:bCs/>
         </w:rPr>
       </w:pPr>
+      <w:proofErr w:type="spellStart"/>
       <w:r>
         <w:rPr>
           <w:b/>
@@ -12650,6 +14089,7 @@
         </w:rPr>
         <w:t>settings.gradle.kts</w:t>
       </w:r>
+      <w:proofErr w:type="spellEnd"/>
     </w:p>
     <w:p>
       <w:pPr>
@@ -12775,8 +14215,17 @@
           <w:b/>
           <w:bCs/>
         </w:rPr>
-        <w:t>app/build.gradle.kts</w:t>
-      </w:r>
+        <w:t>app/</w:t>
+      </w:r>
+      <w:proofErr w:type="spellStart"/>
+      <w:r>
+        <w:rPr>
+          <w:b/>
+          <w:bCs/>
+        </w:rPr>
+        <w:t>build.gradle.kts</w:t>
+      </w:r>
+      <w:proofErr w:type="spellEnd"/>
     </w:p>
     <w:p>
       <w:pPr>
@@ -12910,7 +14359,38 @@
           <w:sz w:val="32"/>
           <w:szCs w:val="32"/>
         </w:rPr>
-        <w:t>id("dev.flutter.flutter-plugin-loader")</w:t>
+        <w:t>id("</w:t>
+      </w:r>
+      <w:proofErr w:type="spellStart"/>
+      <w:proofErr w:type="gramStart"/>
+      <w:r>
+        <w:rPr>
+          <w:b/>
+          <w:bCs/>
+          <w:sz w:val="32"/>
+          <w:szCs w:val="32"/>
+        </w:rPr>
+        <w:t>dev.flutter</w:t>
+      </w:r>
+      <w:proofErr w:type="gramEnd"/>
+      <w:r>
+        <w:rPr>
+          <w:b/>
+          <w:bCs/>
+          <w:sz w:val="32"/>
+          <w:szCs w:val="32"/>
+        </w:rPr>
+        <w:t>.flutter</w:t>
+      </w:r>
+      <w:proofErr w:type="spellEnd"/>
+      <w:r>
+        <w:rPr>
+          <w:b/>
+          <w:bCs/>
+          <w:sz w:val="32"/>
+          <w:szCs w:val="32"/>
+        </w:rPr>
+        <w:t>-plugin-loader")</w:t>
       </w:r>
       <w:r>
         <w:rPr>
@@ -12940,7 +14420,47 @@
           <w:sz w:val="32"/>
           <w:szCs w:val="32"/>
         </w:rPr>
-        <w:t>id("dev.flutter.flutter-gradle-plugin")</w:t>
+        <w:t>id("</w:t>
+      </w:r>
+      <w:proofErr w:type="spellStart"/>
+      <w:r>
+        <w:rPr>
+          <w:b/>
+          <w:bCs/>
+          <w:sz w:val="32"/>
+          <w:szCs w:val="32"/>
+        </w:rPr>
+        <w:t>dev.flutter.flutter</w:t>
+      </w:r>
+      <w:proofErr w:type="spellEnd"/>
+      <w:r>
+        <w:rPr>
+          <w:b/>
+          <w:bCs/>
+          <w:sz w:val="32"/>
+          <w:szCs w:val="32"/>
+        </w:rPr>
+        <w:t>-</w:t>
+      </w:r>
+      <w:proofErr w:type="spellStart"/>
+      <w:r>
+        <w:rPr>
+          <w:b/>
+          <w:bCs/>
+          <w:sz w:val="32"/>
+          <w:szCs w:val="32"/>
+        </w:rPr>
+        <w:t>gradle</w:t>
+      </w:r>
+      <w:proofErr w:type="spellEnd"/>
+      <w:r>
+        <w:rPr>
+          <w:b/>
+          <w:bCs/>
+          <w:sz w:val="32"/>
+          <w:szCs w:val="32"/>
+        </w:rPr>
+        <w:t>-plugin")</w:t>
       </w:r>
       <w:r>
         <w:rPr>
@@ -13018,6 +14538,7 @@
         </w:rPr>
         <w:t xml:space="preserve">The loader lives in </w:t>
       </w:r>
+      <w:proofErr w:type="spellStart"/>
       <w:r>
         <w:rPr>
           <w:b/>
@@ -13027,6 +14548,7 @@
         </w:rPr>
         <w:t>settings.gradle.kts</w:t>
       </w:r>
+      <w:proofErr w:type="spellEnd"/>
       <w:r>
         <w:rPr>
           <w:sz w:val="32"/>
@@ -13230,14 +14752,45 @@
           <w:szCs w:val="32"/>
         </w:rPr>
       </w:pPr>
-      <w:r>
-        <w:rPr>
-          <w:b/>
-          <w:bCs/>
-          <w:sz w:val="32"/>
-          <w:szCs w:val="32"/>
-        </w:rPr>
-        <w:t>MainActivity.kt (Android) &amp; AppDelegate.swift (iOS):</w:t>
+      <w:proofErr w:type="spellStart"/>
+      <w:r>
+        <w:rPr>
+          <w:b/>
+          <w:bCs/>
+          <w:sz w:val="32"/>
+          <w:szCs w:val="32"/>
+        </w:rPr>
+        <w:t>MainActivity.kt</w:t>
+      </w:r>
+      <w:proofErr w:type="spellEnd"/>
+      <w:r>
+        <w:rPr>
+          <w:b/>
+          <w:bCs/>
+          <w:sz w:val="32"/>
+          <w:szCs w:val="32"/>
+        </w:rPr>
+        <w:t xml:space="preserve"> (Android) &amp; </w:t>
+      </w:r>
+      <w:proofErr w:type="spellStart"/>
+      <w:r>
+        <w:rPr>
+          <w:b/>
+          <w:bCs/>
+          <w:sz w:val="32"/>
+          <w:szCs w:val="32"/>
+        </w:rPr>
+        <w:t>AppDelegate.swift</w:t>
+      </w:r>
+      <w:proofErr w:type="spellEnd"/>
+      <w:r>
+        <w:rPr>
+          <w:b/>
+          <w:bCs/>
+          <w:sz w:val="32"/>
+          <w:szCs w:val="32"/>
+        </w:rPr>
+        <w:t xml:space="preserve"> (iOS):</w:t>
       </w:r>
     </w:p>
     <w:p>
@@ -13271,6 +14824,7 @@
         </w:rPr>
         <w:t xml:space="preserve"> and Native Platforms (Android/iOS). </w:t>
       </w:r>
+      <w:proofErr w:type="spellStart"/>
       <w:r>
         <w:rPr>
           <w:b/>
@@ -13285,32 +14839,56 @@
           <w:sz w:val="32"/>
           <w:szCs w:val="32"/>
         </w:rPr>
-        <w:t>’s are also implemented here.</w:t>
-      </w:r>
-    </w:p>
-    <w:p>
-      <w:pPr>
-        <w:jc w:val="both"/>
-        <w:rPr>
-          <w:sz w:val="32"/>
-          <w:szCs w:val="32"/>
-        </w:rPr>
-      </w:pPr>
-    </w:p>
-    <w:p>
-      <w:pPr>
-        <w:jc w:val="both"/>
-        <w:rPr>
-          <w:sz w:val="32"/>
-          <w:szCs w:val="32"/>
-        </w:rPr>
-      </w:pPr>
-      <w:r>
-        <w:rPr>
-          <w:sz w:val="32"/>
-          <w:szCs w:val="32"/>
-        </w:rPr>
-        <w:t>Android, MainActivity.kt:</w:t>
+        <w:t>’s</w:t>
+      </w:r>
+      <w:proofErr w:type="spellEnd"/>
+      <w:r>
+        <w:rPr>
+          <w:sz w:val="32"/>
+          <w:szCs w:val="32"/>
+        </w:rPr>
+        <w:t xml:space="preserve"> are also implemented here.</w:t>
+      </w:r>
+    </w:p>
+    <w:p>
+      <w:pPr>
+        <w:jc w:val="both"/>
+        <w:rPr>
+          <w:sz w:val="32"/>
+          <w:szCs w:val="32"/>
+        </w:rPr>
+      </w:pPr>
+    </w:p>
+    <w:p>
+      <w:pPr>
+        <w:jc w:val="both"/>
+        <w:rPr>
+          <w:sz w:val="32"/>
+          <w:szCs w:val="32"/>
+        </w:rPr>
+      </w:pPr>
+      <w:r>
+        <w:rPr>
+          <w:sz w:val="32"/>
+          <w:szCs w:val="32"/>
+        </w:rPr>
+        <w:t xml:space="preserve">Android, </w:t>
+      </w:r>
+      <w:proofErr w:type="spellStart"/>
+      <w:r>
+        <w:rPr>
+          <w:sz w:val="32"/>
+          <w:szCs w:val="32"/>
+        </w:rPr>
+        <w:t>MainActivity.kt</w:t>
+      </w:r>
+      <w:proofErr w:type="spellEnd"/>
+      <w:r>
+        <w:rPr>
+          <w:sz w:val="32"/>
+          <w:szCs w:val="32"/>
+        </w:rPr>
+        <w:t>:</w:t>
       </w:r>
     </w:p>
     <w:p>
@@ -13367,14 +14945,36 @@
         </w:rPr>
         <w:t xml:space="preserve">Setup </w:t>
       </w:r>
-      <w:r>
-        <w:rPr>
-          <w:b/>
-          <w:bCs/>
-          <w:sz w:val="32"/>
-          <w:szCs w:val="32"/>
-        </w:rPr>
-        <w:t>MethodChannel()</w:t>
+      <w:proofErr w:type="spellStart"/>
+      <w:proofErr w:type="gramStart"/>
+      <w:r>
+        <w:rPr>
+          <w:b/>
+          <w:bCs/>
+          <w:sz w:val="32"/>
+          <w:szCs w:val="32"/>
+        </w:rPr>
+        <w:t>MethodChannel</w:t>
+      </w:r>
+      <w:proofErr w:type="spellEnd"/>
+      <w:r>
+        <w:rPr>
+          <w:b/>
+          <w:bCs/>
+          <w:sz w:val="32"/>
+          <w:szCs w:val="32"/>
+        </w:rPr>
+        <w:t>(</w:t>
+      </w:r>
+      <w:proofErr w:type="gramEnd"/>
+      <w:r>
+        <w:rPr>
+          <w:b/>
+          <w:bCs/>
+          <w:sz w:val="32"/>
+          <w:szCs w:val="32"/>
+        </w:rPr>
+        <w:t>)</w:t>
       </w:r>
       <w:r>
         <w:rPr>
@@ -13494,96 +15094,288 @@
           <w:sz w:val="32"/>
           <w:szCs w:val="32"/>
         </w:rPr>
-        <w:t>// project/android/app/src/main/kotlin/com.example.myapp/</w:t>
-      </w:r>
-    </w:p>
-    <w:p>
-      <w:pPr>
-        <w:jc w:val="both"/>
-        <w:rPr>
-          <w:b/>
-          <w:bCs/>
-          <w:color w:val="D86DCB" w:themeColor="accent5" w:themeTint="99"/>
-          <w:sz w:val="32"/>
-          <w:szCs w:val="32"/>
-        </w:rPr>
-      </w:pPr>
-      <w:r>
-        <w:rPr>
-          <w:b/>
-          <w:bCs/>
-          <w:color w:val="D86DCB" w:themeColor="accent5" w:themeTint="99"/>
-          <w:sz w:val="32"/>
-          <w:szCs w:val="32"/>
-        </w:rPr>
-        <w:t>class MainActivity : FlutterActivity() {</w:t>
-      </w:r>
-    </w:p>
-    <w:p>
-      <w:pPr>
-        <w:jc w:val="both"/>
-        <w:rPr>
-          <w:b/>
-          <w:bCs/>
-          <w:color w:val="D86DCB" w:themeColor="accent5" w:themeTint="99"/>
-          <w:sz w:val="32"/>
-          <w:szCs w:val="32"/>
-        </w:rPr>
-      </w:pPr>
-      <w:r>
-        <w:rPr>
-          <w:b/>
-          <w:bCs/>
-          <w:color w:val="D86DCB" w:themeColor="accent5" w:themeTint="99"/>
-          <w:sz w:val="32"/>
-          <w:szCs w:val="32"/>
-        </w:rPr>
-        <w:t xml:space="preserve">    // Create a MethodChannel</w:t>
-      </w:r>
-    </w:p>
-    <w:p>
-      <w:pPr>
-        <w:jc w:val="both"/>
-        <w:rPr>
-          <w:b/>
-          <w:bCs/>
-          <w:color w:val="D86DCB" w:themeColor="accent5" w:themeTint="99"/>
-          <w:sz w:val="32"/>
-          <w:szCs w:val="32"/>
-        </w:rPr>
-      </w:pPr>
-      <w:r>
-        <w:rPr>
-          <w:b/>
-          <w:bCs/>
-          <w:color w:val="D86DCB" w:themeColor="accent5" w:themeTint="99"/>
-          <w:sz w:val="32"/>
-          <w:szCs w:val="32"/>
-        </w:rPr>
-        <w:t xml:space="preserve">    override fun configureFlutterEngine(</w:t>
-      </w:r>
-    </w:p>
-    <w:p>
-      <w:pPr>
-        <w:jc w:val="both"/>
-        <w:rPr>
-          <w:b/>
-          <w:bCs/>
-          <w:color w:val="D86DCB" w:themeColor="accent5" w:themeTint="99"/>
-          <w:sz w:val="32"/>
-          <w:szCs w:val="32"/>
-        </w:rPr>
-      </w:pPr>
-      <w:r>
-        <w:rPr>
-          <w:b/>
-          <w:bCs/>
-          <w:color w:val="D86DCB" w:themeColor="accent5" w:themeTint="99"/>
-          <w:sz w:val="32"/>
-          <w:szCs w:val="32"/>
-        </w:rPr>
-        <w:t xml:space="preserve">        flutterEngine: FlutterEngine</w:t>
-      </w:r>
+        <w:t>// project/android/app/</w:t>
+      </w:r>
+      <w:proofErr w:type="spellStart"/>
+      <w:r>
+        <w:rPr>
+          <w:b/>
+          <w:bCs/>
+          <w:color w:val="D86DCB" w:themeColor="accent5" w:themeTint="99"/>
+          <w:sz w:val="32"/>
+          <w:szCs w:val="32"/>
+        </w:rPr>
+        <w:t>src</w:t>
+      </w:r>
+      <w:proofErr w:type="spellEnd"/>
+      <w:r>
+        <w:rPr>
+          <w:b/>
+          <w:bCs/>
+          <w:color w:val="D86DCB" w:themeColor="accent5" w:themeTint="99"/>
+          <w:sz w:val="32"/>
+          <w:szCs w:val="32"/>
+        </w:rPr>
+        <w:t>/main/</w:t>
+      </w:r>
+      <w:proofErr w:type="spellStart"/>
+      <w:r>
+        <w:rPr>
+          <w:b/>
+          <w:bCs/>
+          <w:color w:val="D86DCB" w:themeColor="accent5" w:themeTint="99"/>
+          <w:sz w:val="32"/>
+          <w:szCs w:val="32"/>
+        </w:rPr>
+        <w:t>kotlin</w:t>
+      </w:r>
+      <w:proofErr w:type="spellEnd"/>
+      <w:r>
+        <w:rPr>
+          <w:b/>
+          <w:bCs/>
+          <w:color w:val="D86DCB" w:themeColor="accent5" w:themeTint="99"/>
+          <w:sz w:val="32"/>
+          <w:szCs w:val="32"/>
+        </w:rPr>
+        <w:t>/</w:t>
+      </w:r>
+      <w:proofErr w:type="spellStart"/>
+      <w:r>
+        <w:rPr>
+          <w:b/>
+          <w:bCs/>
+          <w:color w:val="D86DCB" w:themeColor="accent5" w:themeTint="99"/>
+          <w:sz w:val="32"/>
+          <w:szCs w:val="32"/>
+        </w:rPr>
+        <w:t>com.example.myapp</w:t>
+      </w:r>
+      <w:proofErr w:type="spellEnd"/>
+      <w:r>
+        <w:rPr>
+          <w:b/>
+          <w:bCs/>
+          <w:color w:val="D86DCB" w:themeColor="accent5" w:themeTint="99"/>
+          <w:sz w:val="32"/>
+          <w:szCs w:val="32"/>
+        </w:rPr>
+        <w:t>/</w:t>
+      </w:r>
+    </w:p>
+    <w:p>
+      <w:pPr>
+        <w:jc w:val="both"/>
+        <w:rPr>
+          <w:b/>
+          <w:bCs/>
+          <w:color w:val="D86DCB" w:themeColor="accent5" w:themeTint="99"/>
+          <w:sz w:val="32"/>
+          <w:szCs w:val="32"/>
+        </w:rPr>
+      </w:pPr>
+      <w:r>
+        <w:rPr>
+          <w:b/>
+          <w:bCs/>
+          <w:color w:val="D86DCB" w:themeColor="accent5" w:themeTint="99"/>
+          <w:sz w:val="32"/>
+          <w:szCs w:val="32"/>
+        </w:rPr>
+        <w:t xml:space="preserve">class </w:t>
+      </w:r>
+      <w:proofErr w:type="spellStart"/>
+      <w:proofErr w:type="gramStart"/>
+      <w:r>
+        <w:rPr>
+          <w:b/>
+          <w:bCs/>
+          <w:color w:val="D86DCB" w:themeColor="accent5" w:themeTint="99"/>
+          <w:sz w:val="32"/>
+          <w:szCs w:val="32"/>
+        </w:rPr>
+        <w:t>MainActivity</w:t>
+      </w:r>
+      <w:proofErr w:type="spellEnd"/>
+      <w:r>
+        <w:rPr>
+          <w:b/>
+          <w:bCs/>
+          <w:color w:val="D86DCB" w:themeColor="accent5" w:themeTint="99"/>
+          <w:sz w:val="32"/>
+          <w:szCs w:val="32"/>
+        </w:rPr>
+        <w:t xml:space="preserve"> :</w:t>
+      </w:r>
+      <w:proofErr w:type="gramEnd"/>
+      <w:r>
+        <w:rPr>
+          <w:b/>
+          <w:bCs/>
+          <w:color w:val="D86DCB" w:themeColor="accent5" w:themeTint="99"/>
+          <w:sz w:val="32"/>
+          <w:szCs w:val="32"/>
+        </w:rPr>
+        <w:t xml:space="preserve"> </w:t>
+      </w:r>
+      <w:proofErr w:type="spellStart"/>
+      <w:r>
+        <w:rPr>
+          <w:b/>
+          <w:bCs/>
+          <w:color w:val="D86DCB" w:themeColor="accent5" w:themeTint="99"/>
+          <w:sz w:val="32"/>
+          <w:szCs w:val="32"/>
+        </w:rPr>
+        <w:t>FlutterActivity</w:t>
+      </w:r>
+      <w:proofErr w:type="spellEnd"/>
+      <w:r>
+        <w:rPr>
+          <w:b/>
+          <w:bCs/>
+          <w:color w:val="D86DCB" w:themeColor="accent5" w:themeTint="99"/>
+          <w:sz w:val="32"/>
+          <w:szCs w:val="32"/>
+        </w:rPr>
+        <w:t>() {</w:t>
+      </w:r>
+    </w:p>
+    <w:p>
+      <w:pPr>
+        <w:jc w:val="both"/>
+        <w:rPr>
+          <w:b/>
+          <w:bCs/>
+          <w:color w:val="D86DCB" w:themeColor="accent5" w:themeTint="99"/>
+          <w:sz w:val="32"/>
+          <w:szCs w:val="32"/>
+        </w:rPr>
+      </w:pPr>
+      <w:r>
+        <w:rPr>
+          <w:b/>
+          <w:bCs/>
+          <w:color w:val="D86DCB" w:themeColor="accent5" w:themeTint="99"/>
+          <w:sz w:val="32"/>
+          <w:szCs w:val="32"/>
+        </w:rPr>
+        <w:t xml:space="preserve">    // Create a </w:t>
+      </w:r>
+      <w:proofErr w:type="spellStart"/>
+      <w:r>
+        <w:rPr>
+          <w:b/>
+          <w:bCs/>
+          <w:color w:val="D86DCB" w:themeColor="accent5" w:themeTint="99"/>
+          <w:sz w:val="32"/>
+          <w:szCs w:val="32"/>
+        </w:rPr>
+        <w:t>MethodChannel</w:t>
+      </w:r>
+      <w:proofErr w:type="spellEnd"/>
+    </w:p>
+    <w:p>
+      <w:pPr>
+        <w:jc w:val="both"/>
+        <w:rPr>
+          <w:b/>
+          <w:bCs/>
+          <w:color w:val="D86DCB" w:themeColor="accent5" w:themeTint="99"/>
+          <w:sz w:val="32"/>
+          <w:szCs w:val="32"/>
+        </w:rPr>
+      </w:pPr>
+      <w:r>
+        <w:rPr>
+          <w:b/>
+          <w:bCs/>
+          <w:color w:val="D86DCB" w:themeColor="accent5" w:themeTint="99"/>
+          <w:sz w:val="32"/>
+          <w:szCs w:val="32"/>
+        </w:rPr>
+        <w:t xml:space="preserve">    override fun </w:t>
+      </w:r>
+      <w:proofErr w:type="spellStart"/>
+      <w:proofErr w:type="gramStart"/>
+      <w:r>
+        <w:rPr>
+          <w:b/>
+          <w:bCs/>
+          <w:color w:val="D86DCB" w:themeColor="accent5" w:themeTint="99"/>
+          <w:sz w:val="32"/>
+          <w:szCs w:val="32"/>
+        </w:rPr>
+        <w:t>configureFlutterEngine</w:t>
+      </w:r>
+      <w:proofErr w:type="spellEnd"/>
+      <w:r>
+        <w:rPr>
+          <w:b/>
+          <w:bCs/>
+          <w:color w:val="D86DCB" w:themeColor="accent5" w:themeTint="99"/>
+          <w:sz w:val="32"/>
+          <w:szCs w:val="32"/>
+        </w:rPr>
+        <w:t>(</w:t>
+      </w:r>
+      <w:proofErr w:type="gramEnd"/>
+    </w:p>
+    <w:p>
+      <w:pPr>
+        <w:jc w:val="both"/>
+        <w:rPr>
+          <w:b/>
+          <w:bCs/>
+          <w:color w:val="D86DCB" w:themeColor="accent5" w:themeTint="99"/>
+          <w:sz w:val="32"/>
+          <w:szCs w:val="32"/>
+        </w:rPr>
+      </w:pPr>
+      <w:r>
+        <w:rPr>
+          <w:b/>
+          <w:bCs/>
+          <w:color w:val="D86DCB" w:themeColor="accent5" w:themeTint="99"/>
+          <w:sz w:val="32"/>
+          <w:szCs w:val="32"/>
+        </w:rPr>
+        <w:t xml:space="preserve">        </w:t>
+      </w:r>
+      <w:proofErr w:type="spellStart"/>
+      <w:r>
+        <w:rPr>
+          <w:b/>
+          <w:bCs/>
+          <w:color w:val="D86DCB" w:themeColor="accent5" w:themeTint="99"/>
+          <w:sz w:val="32"/>
+          <w:szCs w:val="32"/>
+        </w:rPr>
+        <w:t>flutterEngine</w:t>
+      </w:r>
+      <w:proofErr w:type="spellEnd"/>
+      <w:r>
+        <w:rPr>
+          <w:b/>
+          <w:bCs/>
+          <w:color w:val="D86DCB" w:themeColor="accent5" w:themeTint="99"/>
+          <w:sz w:val="32"/>
+          <w:szCs w:val="32"/>
+        </w:rPr>
+        <w:t xml:space="preserve">: </w:t>
+      </w:r>
+      <w:proofErr w:type="spellStart"/>
+      <w:r>
+        <w:rPr>
+          <w:b/>
+          <w:bCs/>
+          <w:color w:val="D86DCB" w:themeColor="accent5" w:themeTint="99"/>
+          <w:sz w:val="32"/>
+          <w:szCs w:val="32"/>
+        </w:rPr>
+        <w:t>FlutterEngine</w:t>
+      </w:r>
+      <w:proofErr w:type="spellEnd"/>
     </w:p>
     <w:p>
       <w:pPr>
@@ -13626,7 +15418,53 @@
           <w:sz w:val="32"/>
           <w:szCs w:val="32"/>
         </w:rPr>
-        <w:t xml:space="preserve">        super.configureFlutterEngine(flutterEngine)</w:t>
+        <w:t xml:space="preserve">        </w:t>
+      </w:r>
+      <w:proofErr w:type="spellStart"/>
+      <w:proofErr w:type="gramStart"/>
+      <w:r>
+        <w:rPr>
+          <w:b/>
+          <w:bCs/>
+          <w:color w:val="D86DCB" w:themeColor="accent5" w:themeTint="99"/>
+          <w:sz w:val="32"/>
+          <w:szCs w:val="32"/>
+        </w:rPr>
+        <w:t>super.configureFlutterEngine</w:t>
+      </w:r>
+      <w:proofErr w:type="spellEnd"/>
+      <w:proofErr w:type="gramEnd"/>
+      <w:r>
+        <w:rPr>
+          <w:b/>
+          <w:bCs/>
+          <w:color w:val="D86DCB" w:themeColor="accent5" w:themeTint="99"/>
+          <w:sz w:val="32"/>
+          <w:szCs w:val="32"/>
+        </w:rPr>
+        <w:t>(</w:t>
+      </w:r>
+      <w:proofErr w:type="spellStart"/>
+      <w:r>
+        <w:rPr>
+          <w:b/>
+          <w:bCs/>
+          <w:color w:val="D86DCB" w:themeColor="accent5" w:themeTint="99"/>
+          <w:sz w:val="32"/>
+          <w:szCs w:val="32"/>
+        </w:rPr>
+        <w:t>flutterEngine</w:t>
+      </w:r>
+      <w:proofErr w:type="spellEnd"/>
+      <w:r>
+        <w:rPr>
+          <w:b/>
+          <w:bCs/>
+          <w:color w:val="D86DCB" w:themeColor="accent5" w:themeTint="99"/>
+          <w:sz w:val="32"/>
+          <w:szCs w:val="32"/>
+        </w:rPr>
+        <w:t>)</w:t>
       </w:r>
     </w:p>
     <w:p>
@@ -13649,73 +15487,211 @@
           <w:szCs w:val="32"/>
         </w:rPr>
         <w:lastRenderedPageBreak/>
-        <w:t xml:space="preserve">        MethodChannel(</w:t>
-      </w:r>
-    </w:p>
-    <w:p>
-      <w:pPr>
-        <w:jc w:val="both"/>
-        <w:rPr>
-          <w:b/>
-          <w:bCs/>
-          <w:color w:val="D86DCB" w:themeColor="accent5" w:themeTint="99"/>
-          <w:sz w:val="32"/>
-          <w:szCs w:val="32"/>
-        </w:rPr>
-      </w:pPr>
-      <w:r>
-        <w:rPr>
-          <w:b/>
-          <w:bCs/>
-          <w:color w:val="D86DCB" w:themeColor="accent5" w:themeTint="99"/>
-          <w:sz w:val="32"/>
-          <w:szCs w:val="32"/>
-        </w:rPr>
-        <w:t xml:space="preserve">            flutterEngine.dartExecutor.binaryMessenger,</w:t>
-      </w:r>
-    </w:p>
-    <w:p>
-      <w:pPr>
-        <w:jc w:val="both"/>
-        <w:rPr>
-          <w:b/>
-          <w:bCs/>
-          <w:color w:val="D86DCB" w:themeColor="accent5" w:themeTint="99"/>
-          <w:sz w:val="32"/>
-          <w:szCs w:val="32"/>
-        </w:rPr>
-      </w:pPr>
-      <w:r>
-        <w:rPr>
-          <w:b/>
-          <w:bCs/>
-          <w:color w:val="D86DCB" w:themeColor="accent5" w:themeTint="99"/>
-          <w:sz w:val="32"/>
-          <w:szCs w:val="32"/>
-        </w:rPr>
-        <w:t xml:space="preserve">            “com.example/myapp”</w:t>
-      </w:r>
-    </w:p>
-    <w:p>
-      <w:pPr>
-        <w:jc w:val="both"/>
-        <w:rPr>
-          <w:b/>
-          <w:bCs/>
-          <w:color w:val="D86DCB" w:themeColor="accent5" w:themeTint="99"/>
-          <w:sz w:val="32"/>
-          <w:szCs w:val="32"/>
-        </w:rPr>
-      </w:pPr>
-      <w:r>
-        <w:rPr>
-          <w:b/>
-          <w:bCs/>
-          <w:color w:val="D86DCB" w:themeColor="accent5" w:themeTint="99"/>
-          <w:sz w:val="32"/>
-          <w:szCs w:val="32"/>
-        </w:rPr>
-        <w:t xml:space="preserve">        ).setMethodCallHandler { call, result -&gt;</w:t>
+        <w:t xml:space="preserve">        </w:t>
+      </w:r>
+      <w:proofErr w:type="spellStart"/>
+      <w:proofErr w:type="gramStart"/>
+      <w:r>
+        <w:rPr>
+          <w:b/>
+          <w:bCs/>
+          <w:color w:val="D86DCB" w:themeColor="accent5" w:themeTint="99"/>
+          <w:sz w:val="32"/>
+          <w:szCs w:val="32"/>
+        </w:rPr>
+        <w:t>MethodChannel</w:t>
+      </w:r>
+      <w:proofErr w:type="spellEnd"/>
+      <w:r>
+        <w:rPr>
+          <w:b/>
+          <w:bCs/>
+          <w:color w:val="D86DCB" w:themeColor="accent5" w:themeTint="99"/>
+          <w:sz w:val="32"/>
+          <w:szCs w:val="32"/>
+        </w:rPr>
+        <w:t>(</w:t>
+      </w:r>
+      <w:proofErr w:type="gramEnd"/>
+    </w:p>
+    <w:p>
+      <w:pPr>
+        <w:jc w:val="both"/>
+        <w:rPr>
+          <w:b/>
+          <w:bCs/>
+          <w:color w:val="D86DCB" w:themeColor="accent5" w:themeTint="99"/>
+          <w:sz w:val="32"/>
+          <w:szCs w:val="32"/>
+        </w:rPr>
+      </w:pPr>
+      <w:r>
+        <w:rPr>
+          <w:b/>
+          <w:bCs/>
+          <w:color w:val="D86DCB" w:themeColor="accent5" w:themeTint="99"/>
+          <w:sz w:val="32"/>
+          <w:szCs w:val="32"/>
+        </w:rPr>
+        <w:t xml:space="preserve">            </w:t>
+      </w:r>
+      <w:proofErr w:type="spellStart"/>
+      <w:proofErr w:type="gramStart"/>
+      <w:r>
+        <w:rPr>
+          <w:b/>
+          <w:bCs/>
+          <w:color w:val="D86DCB" w:themeColor="accent5" w:themeTint="99"/>
+          <w:sz w:val="32"/>
+          <w:szCs w:val="32"/>
+        </w:rPr>
+        <w:t>flutterEngine.dartExecutor.binaryMessenger</w:t>
+      </w:r>
+      <w:proofErr w:type="spellEnd"/>
+      <w:proofErr w:type="gramEnd"/>
+      <w:r>
+        <w:rPr>
+          <w:b/>
+          <w:bCs/>
+          <w:color w:val="D86DCB" w:themeColor="accent5" w:themeTint="99"/>
+          <w:sz w:val="32"/>
+          <w:szCs w:val="32"/>
+        </w:rPr>
+        <w:t>,</w:t>
+      </w:r>
+    </w:p>
+    <w:p>
+      <w:pPr>
+        <w:jc w:val="both"/>
+        <w:rPr>
+          <w:b/>
+          <w:bCs/>
+          <w:color w:val="D86DCB" w:themeColor="accent5" w:themeTint="99"/>
+          <w:sz w:val="32"/>
+          <w:szCs w:val="32"/>
+        </w:rPr>
+      </w:pPr>
+      <w:r>
+        <w:rPr>
+          <w:b/>
+          <w:bCs/>
+          <w:color w:val="D86DCB" w:themeColor="accent5" w:themeTint="99"/>
+          <w:sz w:val="32"/>
+          <w:szCs w:val="32"/>
+        </w:rPr>
+        <w:t xml:space="preserve">            “</w:t>
+      </w:r>
+      <w:proofErr w:type="spellStart"/>
+      <w:proofErr w:type="gramStart"/>
+      <w:r>
+        <w:rPr>
+          <w:b/>
+          <w:bCs/>
+          <w:color w:val="D86DCB" w:themeColor="accent5" w:themeTint="99"/>
+          <w:sz w:val="32"/>
+          <w:szCs w:val="32"/>
+        </w:rPr>
+        <w:t>com</w:t>
+      </w:r>
+      <w:proofErr w:type="gramEnd"/>
+      <w:r>
+        <w:rPr>
+          <w:b/>
+          <w:bCs/>
+          <w:color w:val="D86DCB" w:themeColor="accent5" w:themeTint="99"/>
+          <w:sz w:val="32"/>
+          <w:szCs w:val="32"/>
+        </w:rPr>
+        <w:t>.example</w:t>
+      </w:r>
+      <w:proofErr w:type="spellEnd"/>
+      <w:r>
+        <w:rPr>
+          <w:b/>
+          <w:bCs/>
+          <w:color w:val="D86DCB" w:themeColor="accent5" w:themeTint="99"/>
+          <w:sz w:val="32"/>
+          <w:szCs w:val="32"/>
+        </w:rPr>
+        <w:t>/</w:t>
+      </w:r>
+      <w:proofErr w:type="spellStart"/>
+      <w:r>
+        <w:rPr>
+          <w:b/>
+          <w:bCs/>
+          <w:color w:val="D86DCB" w:themeColor="accent5" w:themeTint="99"/>
+          <w:sz w:val="32"/>
+          <w:szCs w:val="32"/>
+        </w:rPr>
+        <w:t>myapp</w:t>
+      </w:r>
+      <w:proofErr w:type="spellEnd"/>
+      <w:r>
+        <w:rPr>
+          <w:b/>
+          <w:bCs/>
+          <w:color w:val="D86DCB" w:themeColor="accent5" w:themeTint="99"/>
+          <w:sz w:val="32"/>
+          <w:szCs w:val="32"/>
+        </w:rPr>
+        <w:t>”</w:t>
+      </w:r>
+    </w:p>
+    <w:p>
+      <w:pPr>
+        <w:jc w:val="both"/>
+        <w:rPr>
+          <w:b/>
+          <w:bCs/>
+          <w:color w:val="D86DCB" w:themeColor="accent5" w:themeTint="99"/>
+          <w:sz w:val="32"/>
+          <w:szCs w:val="32"/>
+        </w:rPr>
+      </w:pPr>
+      <w:r>
+        <w:rPr>
+          <w:b/>
+          <w:bCs/>
+          <w:color w:val="D86DCB" w:themeColor="accent5" w:themeTint="99"/>
+          <w:sz w:val="32"/>
+          <w:szCs w:val="32"/>
+        </w:rPr>
+        <w:t xml:space="preserve">        </w:t>
+      </w:r>
+      <w:proofErr w:type="gramStart"/>
+      <w:r>
+        <w:rPr>
+          <w:b/>
+          <w:bCs/>
+          <w:color w:val="D86DCB" w:themeColor="accent5" w:themeTint="99"/>
+          <w:sz w:val="32"/>
+          <w:szCs w:val="32"/>
+        </w:rPr>
+        <w:t>).</w:t>
+      </w:r>
+      <w:proofErr w:type="spellStart"/>
+      <w:r>
+        <w:rPr>
+          <w:b/>
+          <w:bCs/>
+          <w:color w:val="D86DCB" w:themeColor="accent5" w:themeTint="99"/>
+          <w:sz w:val="32"/>
+          <w:szCs w:val="32"/>
+        </w:rPr>
+        <w:t>setMethodCallHandler</w:t>
+      </w:r>
+      <w:proofErr w:type="spellEnd"/>
+      <w:proofErr w:type="gramEnd"/>
+      <w:r>
+        <w:rPr>
+          <w:b/>
+          <w:bCs/>
+          <w:color w:val="D86DCB" w:themeColor="accent5" w:themeTint="99"/>
+          <w:sz w:val="32"/>
+          <w:szCs w:val="32"/>
+        </w:rPr>
+        <w:t xml:space="preserve"> { call, result -&gt;</w:t>
       </w:r>
     </w:p>
     <w:p>
@@ -13828,7 +15804,23 @@
           <w:sz w:val="32"/>
           <w:szCs w:val="32"/>
         </w:rPr>
-        <w:t>iOS, AppDelegate.swift:</w:t>
+        <w:t xml:space="preserve">iOS, </w:t>
+      </w:r>
+      <w:proofErr w:type="spellStart"/>
+      <w:r>
+        <w:rPr>
+          <w:sz w:val="32"/>
+          <w:szCs w:val="32"/>
+        </w:rPr>
+        <w:t>AppDelegate.swift</w:t>
+      </w:r>
+      <w:proofErr w:type="spellEnd"/>
+      <w:r>
+        <w:rPr>
+          <w:sz w:val="32"/>
+          <w:szCs w:val="32"/>
+        </w:rPr>
+        <w:t>:</w:t>
       </w:r>
     </w:p>
     <w:p>
@@ -13920,14 +15912,36 @@
         </w:rPr>
         <w:t xml:space="preserve">Create </w:t>
       </w:r>
-      <w:r>
-        <w:rPr>
-          <w:b/>
-          <w:bCs/>
-          <w:sz w:val="32"/>
-          <w:szCs w:val="32"/>
-        </w:rPr>
-        <w:t>MethodChannel()</w:t>
+      <w:proofErr w:type="spellStart"/>
+      <w:proofErr w:type="gramStart"/>
+      <w:r>
+        <w:rPr>
+          <w:b/>
+          <w:bCs/>
+          <w:sz w:val="32"/>
+          <w:szCs w:val="32"/>
+        </w:rPr>
+        <w:t>MethodChannel</w:t>
+      </w:r>
+      <w:proofErr w:type="spellEnd"/>
+      <w:r>
+        <w:rPr>
+          <w:b/>
+          <w:bCs/>
+          <w:sz w:val="32"/>
+          <w:szCs w:val="32"/>
+        </w:rPr>
+        <w:t>(</w:t>
+      </w:r>
+      <w:proofErr w:type="gramEnd"/>
+      <w:r>
+        <w:rPr>
+          <w:b/>
+          <w:bCs/>
+          <w:sz w:val="32"/>
+          <w:szCs w:val="32"/>
+        </w:rPr>
+        <w:t>)</w:t>
       </w:r>
       <w:r>
         <w:rPr>
@@ -14084,73 +16098,217 @@
           <w:sz w:val="32"/>
           <w:szCs w:val="32"/>
         </w:rPr>
-        <w:t>@objc class AppDelegate: FlutterAppDelegate {</w:t>
-      </w:r>
-    </w:p>
-    <w:p>
-      <w:pPr>
-        <w:jc w:val="both"/>
-        <w:rPr>
-          <w:b/>
-          <w:bCs/>
-          <w:color w:val="D86DCB" w:themeColor="accent5" w:themeTint="99"/>
-          <w:sz w:val="32"/>
-          <w:szCs w:val="32"/>
-        </w:rPr>
-      </w:pPr>
-      <w:r>
-        <w:rPr>
-          <w:b/>
-          <w:bCs/>
-          <w:color w:val="D86DCB" w:themeColor="accent5" w:themeTint="99"/>
-          <w:sz w:val="32"/>
-          <w:szCs w:val="32"/>
-        </w:rPr>
-        <w:t>override func application(</w:t>
-      </w:r>
-    </w:p>
-    <w:p>
-      <w:pPr>
-        <w:jc w:val="both"/>
-        <w:rPr>
-          <w:b/>
-          <w:bCs/>
-          <w:color w:val="D86DCB" w:themeColor="accent5" w:themeTint="99"/>
-          <w:sz w:val="32"/>
-          <w:szCs w:val="32"/>
-        </w:rPr>
-      </w:pPr>
-      <w:r>
-        <w:rPr>
-          <w:b/>
-          <w:bCs/>
-          <w:color w:val="D86DCB" w:themeColor="accent5" w:themeTint="99"/>
-          <w:sz w:val="32"/>
-          <w:szCs w:val="32"/>
-        </w:rPr>
-        <w:t xml:space="preserve">    _ application: UIApplication,</w:t>
-      </w:r>
-    </w:p>
-    <w:p>
-      <w:pPr>
-        <w:jc w:val="both"/>
-        <w:rPr>
-          <w:b/>
-          <w:bCs/>
-          <w:color w:val="D86DCB" w:themeColor="accent5" w:themeTint="99"/>
-          <w:sz w:val="32"/>
-          <w:szCs w:val="32"/>
-        </w:rPr>
-      </w:pPr>
-      <w:r>
-        <w:rPr>
-          <w:b/>
-          <w:bCs/>
-          <w:color w:val="D86DCB" w:themeColor="accent5" w:themeTint="99"/>
-          <w:sz w:val="32"/>
-          <w:szCs w:val="32"/>
-        </w:rPr>
-        <w:t xml:space="preserve">    didFinishLaunchingWithOptions    launchOptions:</w:t>
+        <w:t xml:space="preserve">@objc class </w:t>
+      </w:r>
+      <w:proofErr w:type="spellStart"/>
+      <w:r>
+        <w:rPr>
+          <w:b/>
+          <w:bCs/>
+          <w:color w:val="D86DCB" w:themeColor="accent5" w:themeTint="99"/>
+          <w:sz w:val="32"/>
+          <w:szCs w:val="32"/>
+        </w:rPr>
+        <w:t>AppDelegate</w:t>
+      </w:r>
+      <w:proofErr w:type="spellEnd"/>
+      <w:r>
+        <w:rPr>
+          <w:b/>
+          <w:bCs/>
+          <w:color w:val="D86DCB" w:themeColor="accent5" w:themeTint="99"/>
+          <w:sz w:val="32"/>
+          <w:szCs w:val="32"/>
+        </w:rPr>
+        <w:t xml:space="preserve">: </w:t>
+      </w:r>
+      <w:proofErr w:type="spellStart"/>
+      <w:r>
+        <w:rPr>
+          <w:b/>
+          <w:bCs/>
+          <w:color w:val="D86DCB" w:themeColor="accent5" w:themeTint="99"/>
+          <w:sz w:val="32"/>
+          <w:szCs w:val="32"/>
+        </w:rPr>
+        <w:t>FlutterAppDelegate</w:t>
+      </w:r>
+      <w:proofErr w:type="spellEnd"/>
+      <w:r>
+        <w:rPr>
+          <w:b/>
+          <w:bCs/>
+          <w:color w:val="D86DCB" w:themeColor="accent5" w:themeTint="99"/>
+          <w:sz w:val="32"/>
+          <w:szCs w:val="32"/>
+        </w:rPr>
+        <w:t xml:space="preserve"> {</w:t>
+      </w:r>
+    </w:p>
+    <w:p>
+      <w:pPr>
+        <w:jc w:val="both"/>
+        <w:rPr>
+          <w:b/>
+          <w:bCs/>
+          <w:color w:val="D86DCB" w:themeColor="accent5" w:themeTint="99"/>
+          <w:sz w:val="32"/>
+          <w:szCs w:val="32"/>
+        </w:rPr>
+      </w:pPr>
+      <w:r>
+        <w:rPr>
+          <w:b/>
+          <w:bCs/>
+          <w:color w:val="D86DCB" w:themeColor="accent5" w:themeTint="99"/>
+          <w:sz w:val="32"/>
+          <w:szCs w:val="32"/>
+        </w:rPr>
+        <w:t xml:space="preserve">override </w:t>
+      </w:r>
+      <w:proofErr w:type="spellStart"/>
+      <w:r>
+        <w:rPr>
+          <w:b/>
+          <w:bCs/>
+          <w:color w:val="D86DCB" w:themeColor="accent5" w:themeTint="99"/>
+          <w:sz w:val="32"/>
+          <w:szCs w:val="32"/>
+        </w:rPr>
+        <w:t>func</w:t>
+      </w:r>
+      <w:proofErr w:type="spellEnd"/>
+      <w:r>
+        <w:rPr>
+          <w:b/>
+          <w:bCs/>
+          <w:color w:val="D86DCB" w:themeColor="accent5" w:themeTint="99"/>
+          <w:sz w:val="32"/>
+          <w:szCs w:val="32"/>
+        </w:rPr>
+        <w:t xml:space="preserve"> </w:t>
+      </w:r>
+      <w:proofErr w:type="gramStart"/>
+      <w:r>
+        <w:rPr>
+          <w:b/>
+          <w:bCs/>
+          <w:color w:val="D86DCB" w:themeColor="accent5" w:themeTint="99"/>
+          <w:sz w:val="32"/>
+          <w:szCs w:val="32"/>
+        </w:rPr>
+        <w:t>application(</w:t>
+      </w:r>
+      <w:proofErr w:type="gramEnd"/>
+    </w:p>
+    <w:p>
+      <w:pPr>
+        <w:jc w:val="both"/>
+        <w:rPr>
+          <w:b/>
+          <w:bCs/>
+          <w:color w:val="D86DCB" w:themeColor="accent5" w:themeTint="99"/>
+          <w:sz w:val="32"/>
+          <w:szCs w:val="32"/>
+        </w:rPr>
+      </w:pPr>
+      <w:r>
+        <w:rPr>
+          <w:b/>
+          <w:bCs/>
+          <w:color w:val="D86DCB" w:themeColor="accent5" w:themeTint="99"/>
+          <w:sz w:val="32"/>
+          <w:szCs w:val="32"/>
+        </w:rPr>
+        <w:t xml:space="preserve">    _ application: </w:t>
+      </w:r>
+      <w:proofErr w:type="spellStart"/>
+      <w:r>
+        <w:rPr>
+          <w:b/>
+          <w:bCs/>
+          <w:color w:val="D86DCB" w:themeColor="accent5" w:themeTint="99"/>
+          <w:sz w:val="32"/>
+          <w:szCs w:val="32"/>
+        </w:rPr>
+        <w:t>UIApplication</w:t>
+      </w:r>
+      <w:proofErr w:type="spellEnd"/>
+      <w:r>
+        <w:rPr>
+          <w:b/>
+          <w:bCs/>
+          <w:color w:val="D86DCB" w:themeColor="accent5" w:themeTint="99"/>
+          <w:sz w:val="32"/>
+          <w:szCs w:val="32"/>
+        </w:rPr>
+        <w:t>,</w:t>
+      </w:r>
+    </w:p>
+    <w:p>
+      <w:pPr>
+        <w:jc w:val="both"/>
+        <w:rPr>
+          <w:b/>
+          <w:bCs/>
+          <w:color w:val="D86DCB" w:themeColor="accent5" w:themeTint="99"/>
+          <w:sz w:val="32"/>
+          <w:szCs w:val="32"/>
+        </w:rPr>
+      </w:pPr>
+      <w:r>
+        <w:rPr>
+          <w:b/>
+          <w:bCs/>
+          <w:color w:val="D86DCB" w:themeColor="accent5" w:themeTint="99"/>
+          <w:sz w:val="32"/>
+          <w:szCs w:val="32"/>
+        </w:rPr>
+        <w:t xml:space="preserve">    </w:t>
+      </w:r>
+      <w:proofErr w:type="spellStart"/>
+      <w:r>
+        <w:rPr>
+          <w:b/>
+          <w:bCs/>
+          <w:color w:val="D86DCB" w:themeColor="accent5" w:themeTint="99"/>
+          <w:sz w:val="32"/>
+          <w:szCs w:val="32"/>
+        </w:rPr>
+        <w:t>didFinishLaunchingWithOptions</w:t>
+      </w:r>
+      <w:proofErr w:type="spellEnd"/>
+      <w:r>
+        <w:rPr>
+          <w:b/>
+          <w:bCs/>
+          <w:color w:val="D86DCB" w:themeColor="accent5" w:themeTint="99"/>
+          <w:sz w:val="32"/>
+          <w:szCs w:val="32"/>
+        </w:rPr>
+        <w:t xml:space="preserve">    </w:t>
+      </w:r>
+      <w:proofErr w:type="spellStart"/>
+      <w:r>
+        <w:rPr>
+          <w:b/>
+          <w:bCs/>
+          <w:color w:val="D86DCB" w:themeColor="accent5" w:themeTint="99"/>
+          <w:sz w:val="32"/>
+          <w:szCs w:val="32"/>
+        </w:rPr>
+        <w:t>launchOptions</w:t>
+      </w:r>
+      <w:proofErr w:type="spellEnd"/>
+      <w:r>
+        <w:rPr>
+          <w:b/>
+          <w:bCs/>
+          <w:color w:val="D86DCB" w:themeColor="accent5" w:themeTint="99"/>
+          <w:sz w:val="32"/>
+          <w:szCs w:val="32"/>
+        </w:rPr>
+        <w:t>:</w:t>
       </w:r>
     </w:p>
     <w:p>
@@ -14173,51 +16331,63 @@
           <w:szCs w:val="32"/>
         </w:rPr>
         <w:lastRenderedPageBreak/>
-        <w:t xml:space="preserve">       [UIApplication.launchOptionsKey: Any]?</w:t>
-      </w:r>
-    </w:p>
-    <w:p>
-      <w:pPr>
-        <w:jc w:val="both"/>
-        <w:rPr>
-          <w:b/>
-          <w:bCs/>
-          <w:color w:val="D86DCB" w:themeColor="accent5" w:themeTint="99"/>
-          <w:sz w:val="32"/>
-          <w:szCs w:val="32"/>
-        </w:rPr>
-      </w:pPr>
-      <w:r>
-        <w:rPr>
-          <w:b/>
-          <w:bCs/>
-          <w:color w:val="D86DCB" w:themeColor="accent5" w:themeTint="99"/>
-          <w:sz w:val="32"/>
-          <w:szCs w:val="32"/>
-        </w:rPr>
-        <w:t>)  -&gt;  Bool {</w:t>
-      </w:r>
-    </w:p>
-    <w:p>
-      <w:pPr>
-        <w:jc w:val="both"/>
-        <w:rPr>
-          <w:b/>
-          <w:bCs/>
-          <w:color w:val="D86DCB" w:themeColor="accent5" w:themeTint="99"/>
-          <w:sz w:val="32"/>
-          <w:szCs w:val="32"/>
-        </w:rPr>
-      </w:pPr>
-      <w:r>
-        <w:rPr>
-          <w:b/>
-          <w:bCs/>
-          <w:color w:val="D86DCB" w:themeColor="accent5" w:themeTint="99"/>
-          <w:sz w:val="32"/>
-          <w:szCs w:val="32"/>
-        </w:rPr>
-        <w:t xml:space="preserve">        GeneratedPluginRegistrant.register(with: self)</w:t>
+        <w:t xml:space="preserve">       [</w:t>
+      </w:r>
+      <w:proofErr w:type="spellStart"/>
+      <w:r>
+        <w:rPr>
+          <w:b/>
+          <w:bCs/>
+          <w:color w:val="D86DCB" w:themeColor="accent5" w:themeTint="99"/>
+          <w:sz w:val="32"/>
+          <w:szCs w:val="32"/>
+        </w:rPr>
+        <w:t>UIApplication.launchOptionsKey</w:t>
+      </w:r>
+      <w:proofErr w:type="spellEnd"/>
+      <w:r>
+        <w:rPr>
+          <w:b/>
+          <w:bCs/>
+          <w:color w:val="D86DCB" w:themeColor="accent5" w:themeTint="99"/>
+          <w:sz w:val="32"/>
+          <w:szCs w:val="32"/>
+        </w:rPr>
+        <w:t>: Any]?</w:t>
+      </w:r>
+    </w:p>
+    <w:p>
+      <w:pPr>
+        <w:jc w:val="both"/>
+        <w:rPr>
+          <w:b/>
+          <w:bCs/>
+          <w:color w:val="D86DCB" w:themeColor="accent5" w:themeTint="99"/>
+          <w:sz w:val="32"/>
+          <w:szCs w:val="32"/>
+        </w:rPr>
+      </w:pPr>
+      <w:proofErr w:type="gramStart"/>
+      <w:r>
+        <w:rPr>
+          <w:b/>
+          <w:bCs/>
+          <w:color w:val="D86DCB" w:themeColor="accent5" w:themeTint="99"/>
+          <w:sz w:val="32"/>
+          <w:szCs w:val="32"/>
+        </w:rPr>
+        <w:t>)  -</w:t>
+      </w:r>
+      <w:proofErr w:type="gramEnd"/>
+      <w:r>
+        <w:rPr>
+          <w:b/>
+          <w:bCs/>
+          <w:color w:val="D86DCB" w:themeColor="accent5" w:themeTint="99"/>
+          <w:sz w:val="32"/>
+          <w:szCs w:val="32"/>
+        </w:rPr>
+        <w:t>&gt;  Bool {</w:t>
       </w:r>
     </w:p>
     <w:p>
@@ -14241,50 +16411,130 @@
         </w:rPr>
         <w:t xml:space="preserve">        </w:t>
       </w:r>
-    </w:p>
-    <w:p>
-      <w:pPr>
-        <w:jc w:val="both"/>
-        <w:rPr>
-          <w:b/>
-          <w:bCs/>
-          <w:color w:val="D86DCB" w:themeColor="accent5" w:themeTint="99"/>
-          <w:sz w:val="32"/>
-          <w:szCs w:val="32"/>
-        </w:rPr>
-      </w:pPr>
-      <w:r>
-        <w:rPr>
-          <w:b/>
-          <w:bCs/>
-          <w:color w:val="D86DCB" w:themeColor="accent5" w:themeTint="99"/>
-          <w:sz w:val="32"/>
-          <w:szCs w:val="32"/>
-        </w:rPr>
-        <w:t xml:space="preserve">        // Create a MethodChannel</w:t>
-      </w:r>
-    </w:p>
-    <w:p>
-      <w:pPr>
-        <w:jc w:val="both"/>
-        <w:rPr>
-          <w:b/>
-          <w:bCs/>
-          <w:color w:val="D86DCB" w:themeColor="accent5" w:themeTint="99"/>
-          <w:sz w:val="32"/>
-          <w:szCs w:val="32"/>
-        </w:rPr>
-      </w:pPr>
-      <w:r>
-        <w:rPr>
-          <w:b/>
-          <w:bCs/>
-          <w:color w:val="D86DCB" w:themeColor="accent5" w:themeTint="99"/>
-          <w:sz w:val="32"/>
-          <w:szCs w:val="32"/>
-        </w:rPr>
-        <w:t xml:space="preserve">        let channel = FlutterMethodChannel(</w:t>
-      </w:r>
+      <w:proofErr w:type="spellStart"/>
+      <w:r>
+        <w:rPr>
+          <w:b/>
+          <w:bCs/>
+          <w:color w:val="D86DCB" w:themeColor="accent5" w:themeTint="99"/>
+          <w:sz w:val="32"/>
+          <w:szCs w:val="32"/>
+        </w:rPr>
+        <w:t>GeneratedPluginRegistrant.register</w:t>
+      </w:r>
+      <w:proofErr w:type="spellEnd"/>
+      <w:r>
+        <w:rPr>
+          <w:b/>
+          <w:bCs/>
+          <w:color w:val="D86DCB" w:themeColor="accent5" w:themeTint="99"/>
+          <w:sz w:val="32"/>
+          <w:szCs w:val="32"/>
+        </w:rPr>
+        <w:t>(with: self)</w:t>
+      </w:r>
+    </w:p>
+    <w:p>
+      <w:pPr>
+        <w:jc w:val="both"/>
+        <w:rPr>
+          <w:b/>
+          <w:bCs/>
+          <w:color w:val="D86DCB" w:themeColor="accent5" w:themeTint="99"/>
+          <w:sz w:val="32"/>
+          <w:szCs w:val="32"/>
+        </w:rPr>
+      </w:pPr>
+      <w:r>
+        <w:rPr>
+          <w:b/>
+          <w:bCs/>
+          <w:color w:val="D86DCB" w:themeColor="accent5" w:themeTint="99"/>
+          <w:sz w:val="32"/>
+          <w:szCs w:val="32"/>
+        </w:rPr>
+        <w:t xml:space="preserve">        </w:t>
+      </w:r>
+    </w:p>
+    <w:p>
+      <w:pPr>
+        <w:jc w:val="both"/>
+        <w:rPr>
+          <w:b/>
+          <w:bCs/>
+          <w:color w:val="D86DCB" w:themeColor="accent5" w:themeTint="99"/>
+          <w:sz w:val="32"/>
+          <w:szCs w:val="32"/>
+        </w:rPr>
+      </w:pPr>
+      <w:r>
+        <w:rPr>
+          <w:b/>
+          <w:bCs/>
+          <w:color w:val="D86DCB" w:themeColor="accent5" w:themeTint="99"/>
+          <w:sz w:val="32"/>
+          <w:szCs w:val="32"/>
+        </w:rPr>
+        <w:t xml:space="preserve">        // Create a </w:t>
+      </w:r>
+      <w:proofErr w:type="spellStart"/>
+      <w:r>
+        <w:rPr>
+          <w:b/>
+          <w:bCs/>
+          <w:color w:val="D86DCB" w:themeColor="accent5" w:themeTint="99"/>
+          <w:sz w:val="32"/>
+          <w:szCs w:val="32"/>
+        </w:rPr>
+        <w:t>MethodChannel</w:t>
+      </w:r>
+      <w:proofErr w:type="spellEnd"/>
+    </w:p>
+    <w:p>
+      <w:pPr>
+        <w:jc w:val="both"/>
+        <w:rPr>
+          <w:b/>
+          <w:bCs/>
+          <w:color w:val="D86DCB" w:themeColor="accent5" w:themeTint="99"/>
+          <w:sz w:val="32"/>
+          <w:szCs w:val="32"/>
+        </w:rPr>
+      </w:pPr>
+      <w:r>
+        <w:rPr>
+          <w:b/>
+          <w:bCs/>
+          <w:color w:val="D86DCB" w:themeColor="accent5" w:themeTint="99"/>
+          <w:sz w:val="32"/>
+          <w:szCs w:val="32"/>
+        </w:rPr>
+        <w:t xml:space="preserve">        let channel = </w:t>
+      </w:r>
+      <w:proofErr w:type="spellStart"/>
+      <w:proofErr w:type="gramStart"/>
+      <w:r>
+        <w:rPr>
+          <w:b/>
+          <w:bCs/>
+          <w:color w:val="D86DCB" w:themeColor="accent5" w:themeTint="99"/>
+          <w:sz w:val="32"/>
+          <w:szCs w:val="32"/>
+        </w:rPr>
+        <w:t>FlutterMethodChannel</w:t>
+      </w:r>
+      <w:proofErr w:type="spellEnd"/>
+      <w:r>
+        <w:rPr>
+          <w:b/>
+          <w:bCs/>
+          <w:color w:val="D86DCB" w:themeColor="accent5" w:themeTint="99"/>
+          <w:sz w:val="32"/>
+          <w:szCs w:val="32"/>
+        </w:rPr>
+        <w:t>(</w:t>
+      </w:r>
+      <w:proofErr w:type="gramEnd"/>
     </w:p>
     <w:p>
       <w:pPr>
@@ -14310,74 +16560,212 @@
           <w:sz w:val="32"/>
           <w:szCs w:val="32"/>
         </w:rPr>
-        <w:t>name: “com.example/app”</w:t>
-      </w:r>
-    </w:p>
-    <w:p>
-      <w:pPr>
-        <w:jc w:val="both"/>
-        <w:rPr>
-          <w:b/>
-          <w:bCs/>
-          <w:color w:val="D86DCB" w:themeColor="accent5" w:themeTint="99"/>
-          <w:sz w:val="32"/>
-          <w:szCs w:val="32"/>
-        </w:rPr>
-      </w:pPr>
-      <w:r>
-        <w:rPr>
-          <w:b/>
-          <w:bCs/>
-          <w:color w:val="D86DCB" w:themeColor="accent5" w:themeTint="99"/>
-          <w:sz w:val="32"/>
-          <w:szCs w:val="32"/>
-        </w:rPr>
-        <w:t xml:space="preserve">            -    binaryMessenger: self.window!</w:t>
-      </w:r>
-    </w:p>
-    <w:p>
-      <w:pPr>
-        <w:jc w:val="both"/>
-        <w:rPr>
-          <w:b/>
-          <w:bCs/>
-          <w:color w:val="D86DCB" w:themeColor="accent5" w:themeTint="99"/>
-          <w:sz w:val="32"/>
-          <w:szCs w:val="32"/>
-        </w:rPr>
-      </w:pPr>
-      <w:r>
-        <w:rPr>
-          <w:b/>
-          <w:bCs/>
-          <w:color w:val="D86DCB" w:themeColor="accent5" w:themeTint="99"/>
-          <w:sz w:val="32"/>
-          <w:szCs w:val="32"/>
-        </w:rPr>
-        <w:t xml:space="preserve">                    .rootViewController as !FlutterViewController</w:t>
-      </w:r>
-    </w:p>
-    <w:p>
-      <w:pPr>
-        <w:jc w:val="both"/>
-        <w:rPr>
-          <w:b/>
-          <w:bCs/>
-          <w:color w:val="D86DCB" w:themeColor="accent5" w:themeTint="99"/>
-          <w:sz w:val="32"/>
-          <w:szCs w:val="32"/>
-        </w:rPr>
-      </w:pPr>
-      <w:r>
-        <w:rPr>
-          <w:b/>
-          <w:bCs/>
-          <w:color w:val="D86DCB" w:themeColor="accent5" w:themeTint="99"/>
-          <w:sz w:val="32"/>
-          <w:szCs w:val="32"/>
-        </w:rPr>
-        <w:t xml:space="preserve">                    .binaryMessenger</w:t>
-      </w:r>
+        <w:t>name: “</w:t>
+      </w:r>
+      <w:proofErr w:type="spellStart"/>
+      <w:r>
+        <w:rPr>
+          <w:b/>
+          <w:bCs/>
+          <w:color w:val="D86DCB" w:themeColor="accent5" w:themeTint="99"/>
+          <w:sz w:val="32"/>
+          <w:szCs w:val="32"/>
+        </w:rPr>
+        <w:t>com.example</w:t>
+      </w:r>
+      <w:proofErr w:type="spellEnd"/>
+      <w:r>
+        <w:rPr>
+          <w:b/>
+          <w:bCs/>
+          <w:color w:val="D86DCB" w:themeColor="accent5" w:themeTint="99"/>
+          <w:sz w:val="32"/>
+          <w:szCs w:val="32"/>
+        </w:rPr>
+        <w:t>/app”</w:t>
+      </w:r>
+    </w:p>
+    <w:p>
+      <w:pPr>
+        <w:jc w:val="both"/>
+        <w:rPr>
+          <w:b/>
+          <w:bCs/>
+          <w:color w:val="D86DCB" w:themeColor="accent5" w:themeTint="99"/>
+          <w:sz w:val="32"/>
+          <w:szCs w:val="32"/>
+        </w:rPr>
+      </w:pPr>
+      <w:r>
+        <w:rPr>
+          <w:b/>
+          <w:bCs/>
+          <w:color w:val="D86DCB" w:themeColor="accent5" w:themeTint="99"/>
+          <w:sz w:val="32"/>
+          <w:szCs w:val="32"/>
+        </w:rPr>
+        <w:t xml:space="preserve">            -    </w:t>
+      </w:r>
+      <w:proofErr w:type="spellStart"/>
+      <w:r>
+        <w:rPr>
+          <w:b/>
+          <w:bCs/>
+          <w:color w:val="D86DCB" w:themeColor="accent5" w:themeTint="99"/>
+          <w:sz w:val="32"/>
+          <w:szCs w:val="32"/>
+        </w:rPr>
+        <w:t>binaryMessenger</w:t>
+      </w:r>
+      <w:proofErr w:type="spellEnd"/>
+      <w:r>
+        <w:rPr>
+          <w:b/>
+          <w:bCs/>
+          <w:color w:val="D86DCB" w:themeColor="accent5" w:themeTint="99"/>
+          <w:sz w:val="32"/>
+          <w:szCs w:val="32"/>
+        </w:rPr>
+        <w:t xml:space="preserve">: </w:t>
+      </w:r>
+      <w:proofErr w:type="spellStart"/>
+      <w:proofErr w:type="gramStart"/>
+      <w:r>
+        <w:rPr>
+          <w:b/>
+          <w:bCs/>
+          <w:color w:val="D86DCB" w:themeColor="accent5" w:themeTint="99"/>
+          <w:sz w:val="32"/>
+          <w:szCs w:val="32"/>
+        </w:rPr>
+        <w:t>self.window</w:t>
+      </w:r>
+      <w:proofErr w:type="spellEnd"/>
+      <w:proofErr w:type="gramEnd"/>
+      <w:r>
+        <w:rPr>
+          <w:b/>
+          <w:bCs/>
+          <w:color w:val="D86DCB" w:themeColor="accent5" w:themeTint="99"/>
+          <w:sz w:val="32"/>
+          <w:szCs w:val="32"/>
+        </w:rPr>
+        <w:t>!</w:t>
+      </w:r>
+    </w:p>
+    <w:p>
+      <w:pPr>
+        <w:jc w:val="both"/>
+        <w:rPr>
+          <w:b/>
+          <w:bCs/>
+          <w:color w:val="D86DCB" w:themeColor="accent5" w:themeTint="99"/>
+          <w:sz w:val="32"/>
+          <w:szCs w:val="32"/>
+        </w:rPr>
+      </w:pPr>
+      <w:r>
+        <w:rPr>
+          <w:b/>
+          <w:bCs/>
+          <w:color w:val="D86DCB" w:themeColor="accent5" w:themeTint="99"/>
+          <w:sz w:val="32"/>
+          <w:szCs w:val="32"/>
+        </w:rPr>
+        <w:t xml:space="preserve">                    </w:t>
+      </w:r>
+      <w:proofErr w:type="gramStart"/>
+      <w:r>
+        <w:rPr>
+          <w:b/>
+          <w:bCs/>
+          <w:color w:val="D86DCB" w:themeColor="accent5" w:themeTint="99"/>
+          <w:sz w:val="32"/>
+          <w:szCs w:val="32"/>
+        </w:rPr>
+        <w:t>.</w:t>
+      </w:r>
+      <w:proofErr w:type="spellStart"/>
+      <w:r>
+        <w:rPr>
+          <w:b/>
+          <w:bCs/>
+          <w:color w:val="D86DCB" w:themeColor="accent5" w:themeTint="99"/>
+          <w:sz w:val="32"/>
+          <w:szCs w:val="32"/>
+        </w:rPr>
+        <w:t>rootViewController</w:t>
+      </w:r>
+      <w:proofErr w:type="spellEnd"/>
+      <w:proofErr w:type="gramEnd"/>
+      <w:r>
+        <w:rPr>
+          <w:b/>
+          <w:bCs/>
+          <w:color w:val="D86DCB" w:themeColor="accent5" w:themeTint="99"/>
+          <w:sz w:val="32"/>
+          <w:szCs w:val="32"/>
+        </w:rPr>
+        <w:t xml:space="preserve"> as !</w:t>
+      </w:r>
+      <w:proofErr w:type="spellStart"/>
+      <w:r>
+        <w:rPr>
+          <w:b/>
+          <w:bCs/>
+          <w:color w:val="D86DCB" w:themeColor="accent5" w:themeTint="99"/>
+          <w:sz w:val="32"/>
+          <w:szCs w:val="32"/>
+        </w:rPr>
+        <w:t>FlutterViewController</w:t>
+      </w:r>
+      <w:proofErr w:type="spellEnd"/>
+    </w:p>
+    <w:p>
+      <w:pPr>
+        <w:jc w:val="both"/>
+        <w:rPr>
+          <w:b/>
+          <w:bCs/>
+          <w:color w:val="D86DCB" w:themeColor="accent5" w:themeTint="99"/>
+          <w:sz w:val="32"/>
+          <w:szCs w:val="32"/>
+        </w:rPr>
+      </w:pPr>
+      <w:r>
+        <w:rPr>
+          <w:b/>
+          <w:bCs/>
+          <w:color w:val="D86DCB" w:themeColor="accent5" w:themeTint="99"/>
+          <w:sz w:val="32"/>
+          <w:szCs w:val="32"/>
+        </w:rPr>
+        <w:t xml:space="preserve">                    </w:t>
+      </w:r>
+      <w:proofErr w:type="gramStart"/>
+      <w:r>
+        <w:rPr>
+          <w:b/>
+          <w:bCs/>
+          <w:color w:val="D86DCB" w:themeColor="accent5" w:themeTint="99"/>
+          <w:sz w:val="32"/>
+          <w:szCs w:val="32"/>
+        </w:rPr>
+        <w:t>.</w:t>
+      </w:r>
+      <w:proofErr w:type="spellStart"/>
+      <w:r>
+        <w:rPr>
+          <w:b/>
+          <w:bCs/>
+          <w:color w:val="D86DCB" w:themeColor="accent5" w:themeTint="99"/>
+          <w:sz w:val="32"/>
+          <w:szCs w:val="32"/>
+        </w:rPr>
+        <w:t>binaryMessenger</w:t>
+      </w:r>
+      <w:proofErr w:type="spellEnd"/>
+      <w:proofErr w:type="gramEnd"/>
     </w:p>
     <w:p>
       <w:pPr>
@@ -14420,29 +16808,117 @@
           <w:sz w:val="32"/>
           <w:szCs w:val="32"/>
         </w:rPr>
-        <w:t xml:space="preserve">        return super.application(application,</w:t>
-      </w:r>
-    </w:p>
-    <w:p>
-      <w:pPr>
-        <w:jc w:val="both"/>
-        <w:rPr>
-          <w:b/>
-          <w:bCs/>
-          <w:color w:val="D86DCB" w:themeColor="accent5" w:themeTint="99"/>
-          <w:sz w:val="32"/>
-          <w:szCs w:val="32"/>
-        </w:rPr>
-      </w:pPr>
-      <w:r>
-        <w:rPr>
-          <w:b/>
-          <w:bCs/>
-          <w:color w:val="D86DCB" w:themeColor="accent5" w:themeTint="99"/>
-          <w:sz w:val="32"/>
-          <w:szCs w:val="32"/>
-        </w:rPr>
-        <w:t xml:space="preserve">            didFinishLaunchingWithOptions: launchOptions)</w:t>
+        <w:t xml:space="preserve">        return </w:t>
+      </w:r>
+      <w:proofErr w:type="spellStart"/>
+      <w:r>
+        <w:rPr>
+          <w:b/>
+          <w:bCs/>
+          <w:color w:val="D86DCB" w:themeColor="accent5" w:themeTint="99"/>
+          <w:sz w:val="32"/>
+          <w:szCs w:val="32"/>
+        </w:rPr>
+        <w:t>super.</w:t>
+      </w:r>
+      <w:proofErr w:type="gramStart"/>
+      <w:r>
+        <w:rPr>
+          <w:b/>
+          <w:bCs/>
+          <w:color w:val="D86DCB" w:themeColor="accent5" w:themeTint="99"/>
+          <w:sz w:val="32"/>
+          <w:szCs w:val="32"/>
+        </w:rPr>
+        <w:t>application</w:t>
+      </w:r>
+      <w:proofErr w:type="spellEnd"/>
+      <w:r>
+        <w:rPr>
+          <w:b/>
+          <w:bCs/>
+          <w:color w:val="D86DCB" w:themeColor="accent5" w:themeTint="99"/>
+          <w:sz w:val="32"/>
+          <w:szCs w:val="32"/>
+        </w:rPr>
+        <w:t>(</w:t>
+      </w:r>
+      <w:proofErr w:type="gramEnd"/>
+      <w:r>
+        <w:rPr>
+          <w:b/>
+          <w:bCs/>
+          <w:color w:val="D86DCB" w:themeColor="accent5" w:themeTint="99"/>
+          <w:sz w:val="32"/>
+          <w:szCs w:val="32"/>
+        </w:rPr>
+        <w:t>application,</w:t>
+      </w:r>
+    </w:p>
+    <w:p>
+      <w:pPr>
+        <w:jc w:val="both"/>
+        <w:rPr>
+          <w:b/>
+          <w:bCs/>
+          <w:color w:val="D86DCB" w:themeColor="accent5" w:themeTint="99"/>
+          <w:sz w:val="32"/>
+          <w:szCs w:val="32"/>
+        </w:rPr>
+      </w:pPr>
+      <w:r>
+        <w:rPr>
+          <w:b/>
+          <w:bCs/>
+          <w:color w:val="D86DCB" w:themeColor="accent5" w:themeTint="99"/>
+          <w:sz w:val="32"/>
+          <w:szCs w:val="32"/>
+        </w:rPr>
+        <w:t xml:space="preserve">            </w:t>
+      </w:r>
+      <w:proofErr w:type="spellStart"/>
+      <w:r>
+        <w:rPr>
+          <w:b/>
+          <w:bCs/>
+          <w:color w:val="D86DCB" w:themeColor="accent5" w:themeTint="99"/>
+          <w:sz w:val="32"/>
+          <w:szCs w:val="32"/>
+        </w:rPr>
+        <w:t>didFinishLaunchingWithOptions</w:t>
+      </w:r>
+      <w:proofErr w:type="spellEnd"/>
+      <w:r>
+        <w:rPr>
+          <w:b/>
+          <w:bCs/>
+          <w:color w:val="D86DCB" w:themeColor="accent5" w:themeTint="99"/>
+          <w:sz w:val="32"/>
+          <w:szCs w:val="32"/>
+        </w:rPr>
+        <w:t xml:space="preserve">: </w:t>
+      </w:r>
+      <w:proofErr w:type="spellStart"/>
+      <w:r>
+        <w:rPr>
+          <w:b/>
+          <w:bCs/>
+          <w:color w:val="D86DCB" w:themeColor="accent5" w:themeTint="99"/>
+          <w:sz w:val="32"/>
+          <w:szCs w:val="32"/>
+        </w:rPr>
+        <w:t>launchOptions</w:t>
+      </w:r>
+      <w:proofErr w:type="spellEnd"/>
+      <w:r>
+        <w:rPr>
+          <w:b/>
+          <w:bCs/>
+          <w:color w:val="D86DCB" w:themeColor="accent5" w:themeTint="99"/>
+          <w:sz w:val="32"/>
+          <w:szCs w:val="32"/>
+        </w:rPr>
+        <w:t>)</w:t>
       </w:r>
     </w:p>
     <w:p>
